--- a/AWS-HA-WebApp-Complete-Guide.docx
+++ b/AWS-HA-WebApp-Complete-Guide.docx
@@ -72,12 +72,6 @@
         <w:gridCol w:w="4680"/>
       </w:tblGrid>
       <w:tr>
-        <w:tblPrEx>
-          <w:tblCellMar>
-            <w:top w:w="0" w:type="dxa"/>
-            <w:bottom w:w="0" w:type="dxa"/>
-          </w:tblCellMar>
-        </w:tblPrEx>
         <w:tc>
           <w:tcPr>
             <w:tcW w:w="4680" w:type="dxa"/>
@@ -136,16 +130,18 @@
               </w:rPr>
               <w:t>Harshad</w:t>
             </w:r>
+            <w:r>
+              <w:rPr>
+                <w:color w:val="111827"/>
+                <w:sz w:val="19"/>
+                <w:szCs w:val="19"/>
+              </w:rPr>
+              <w:t xml:space="preserve"> Raurale</w:t>
+            </w:r>
           </w:p>
         </w:tc>
       </w:tr>
       <w:tr>
-        <w:tblPrEx>
-          <w:tblCellMar>
-            <w:top w:w="0" w:type="dxa"/>
-            <w:bottom w:w="0" w:type="dxa"/>
-          </w:tblCellMar>
-        </w:tblPrEx>
         <w:tc>
           <w:tcPr>
             <w:tcW w:w="4680" w:type="dxa"/>
@@ -196,24 +192,28 @@
             <w:vAlign w:val="center"/>
           </w:tcPr>
           <w:p>
-            <w:r>
-              <w:rPr>
-                <w:color w:val="111827"/>
-                <w:sz w:val="19"/>
-                <w:szCs w:val="19"/>
-              </w:rPr>
-              <w:t>CitiusCloud Services LLP</w:t>
+            <w:proofErr w:type="spellStart"/>
+            <w:r>
+              <w:rPr>
+                <w:color w:val="111827"/>
+                <w:sz w:val="19"/>
+                <w:szCs w:val="19"/>
+              </w:rPr>
+              <w:t>CitiusCloud</w:t>
+            </w:r>
+            <w:proofErr w:type="spellEnd"/>
+            <w:r>
+              <w:rPr>
+                <w:color w:val="111827"/>
+                <w:sz w:val="19"/>
+                <w:szCs w:val="19"/>
+              </w:rPr>
+              <w:t xml:space="preserve"> Services LLP</w:t>
             </w:r>
           </w:p>
         </w:tc>
       </w:tr>
       <w:tr>
-        <w:tblPrEx>
-          <w:tblCellMar>
-            <w:top w:w="0" w:type="dxa"/>
-            <w:bottom w:w="0" w:type="dxa"/>
-          </w:tblCellMar>
-        </w:tblPrEx>
         <w:tc>
           <w:tcPr>
             <w:tcW w:w="4680" w:type="dxa"/>
@@ -276,12 +276,6 @@
         </w:tc>
       </w:tr>
       <w:tr>
-        <w:tblPrEx>
-          <w:tblCellMar>
-            <w:top w:w="0" w:type="dxa"/>
-            <w:bottom w:w="0" w:type="dxa"/>
-          </w:tblCellMar>
-        </w:tblPrEx>
         <w:tc>
           <w:tcPr>
             <w:tcW w:w="4680" w:type="dxa"/>
@@ -344,12 +338,6 @@
         </w:tc>
       </w:tr>
       <w:tr>
-        <w:tblPrEx>
-          <w:tblCellMar>
-            <w:top w:w="0" w:type="dxa"/>
-            <w:bottom w:w="0" w:type="dxa"/>
-          </w:tblCellMar>
-        </w:tblPrEx>
         <w:tc>
           <w:tcPr>
             <w:tcW w:w="4680" w:type="dxa"/>
@@ -560,12 +548,6 @@
         <w:gridCol w:w="6560"/>
       </w:tblGrid>
       <w:tr>
-        <w:tblPrEx>
-          <w:tblCellMar>
-            <w:top w:w="0" w:type="dxa"/>
-            <w:bottom w:w="0" w:type="dxa"/>
-          </w:tblCellMar>
-        </w:tblPrEx>
         <w:tc>
           <w:tcPr>
             <w:tcW w:w="2800" w:type="dxa"/>
@@ -622,18 +604,30 @@
                 <w:sz w:val="19"/>
                 <w:szCs w:val="19"/>
               </w:rPr>
-              <w:t>intern-vpc | 10.0.0.0/16 | vpc-0b6f0849eb8944559</w:t>
+              <w:t>intern-</w:t>
+            </w:r>
+            <w:proofErr w:type="spellStart"/>
+            <w:r>
+              <w:rPr>
+                <w:color w:val="111827"/>
+                <w:sz w:val="19"/>
+                <w:szCs w:val="19"/>
+              </w:rPr>
+              <w:t>vpc</w:t>
+            </w:r>
+            <w:proofErr w:type="spellEnd"/>
+            <w:r>
+              <w:rPr>
+                <w:color w:val="111827"/>
+                <w:sz w:val="19"/>
+                <w:szCs w:val="19"/>
+              </w:rPr>
+              <w:t xml:space="preserve"> | 10.0.0.0/16 | vpc-0b6f0849eb8944559</w:t>
             </w:r>
           </w:p>
         </w:tc>
       </w:tr>
       <w:tr>
-        <w:tblPrEx>
-          <w:tblCellMar>
-            <w:top w:w="0" w:type="dxa"/>
-            <w:bottom w:w="0" w:type="dxa"/>
-          </w:tblCellMar>
-        </w:tblPrEx>
         <w:tc>
           <w:tcPr>
             <w:tcW w:w="2800" w:type="dxa"/>
@@ -696,12 +690,6 @@
         </w:tc>
       </w:tr>
       <w:tr>
-        <w:tblPrEx>
-          <w:tblCellMar>
-            <w:top w:w="0" w:type="dxa"/>
-            <w:bottom w:w="0" w:type="dxa"/>
-          </w:tblCellMar>
-        </w:tblPrEx>
         <w:tc>
           <w:tcPr>
             <w:tcW w:w="2800" w:type="dxa"/>
@@ -764,12 +752,6 @@
         </w:tc>
       </w:tr>
       <w:tr>
-        <w:tblPrEx>
-          <w:tblCellMar>
-            <w:top w:w="0" w:type="dxa"/>
-            <w:bottom w:w="0" w:type="dxa"/>
-          </w:tblCellMar>
-        </w:tblPrEx>
         <w:tc>
           <w:tcPr>
             <w:tcW w:w="2800" w:type="dxa"/>
@@ -826,18 +808,30 @@
                 <w:sz w:val="19"/>
                 <w:szCs w:val="19"/>
               </w:rPr>
-              <w:t>intern-igw | igw-08fb9c85d671a314d</w:t>
+              <w:t>intern-</w:t>
+            </w:r>
+            <w:proofErr w:type="spellStart"/>
+            <w:r>
+              <w:rPr>
+                <w:color w:val="111827"/>
+                <w:sz w:val="19"/>
+                <w:szCs w:val="19"/>
+              </w:rPr>
+              <w:t>igw</w:t>
+            </w:r>
+            <w:proofErr w:type="spellEnd"/>
+            <w:r>
+              <w:rPr>
+                <w:color w:val="111827"/>
+                <w:sz w:val="19"/>
+                <w:szCs w:val="19"/>
+              </w:rPr>
+              <w:t xml:space="preserve"> | igw-08fb9c85d671a314d</w:t>
             </w:r>
           </w:p>
         </w:tc>
       </w:tr>
       <w:tr>
-        <w:tblPrEx>
-          <w:tblCellMar>
-            <w:top w:w="0" w:type="dxa"/>
-            <w:bottom w:w="0" w:type="dxa"/>
-          </w:tblCellMar>
-        </w:tblPrEx>
         <w:tc>
           <w:tcPr>
             <w:tcW w:w="2800" w:type="dxa"/>
@@ -894,18 +888,30 @@
                 <w:sz w:val="19"/>
                 <w:szCs w:val="19"/>
               </w:rPr>
-              <w:t>intern-nat | nat-0d637a35415e504d1 | EIP: 13.203.166.194</w:t>
+              <w:t>intern-</w:t>
+            </w:r>
+            <w:proofErr w:type="spellStart"/>
+            <w:r>
+              <w:rPr>
+                <w:color w:val="111827"/>
+                <w:sz w:val="19"/>
+                <w:szCs w:val="19"/>
+              </w:rPr>
+              <w:t>nat</w:t>
+            </w:r>
+            <w:proofErr w:type="spellEnd"/>
+            <w:r>
+              <w:rPr>
+                <w:color w:val="111827"/>
+                <w:sz w:val="19"/>
+                <w:szCs w:val="19"/>
+              </w:rPr>
+              <w:t xml:space="preserve"> | nat-0d637a35415e504d1 | EIP: 13.203.166.194</w:t>
             </w:r>
           </w:p>
         </w:tc>
       </w:tr>
       <w:tr>
-        <w:tblPrEx>
-          <w:tblCellMar>
-            <w:top w:w="0" w:type="dxa"/>
-            <w:bottom w:w="0" w:type="dxa"/>
-          </w:tblCellMar>
-        </w:tblPrEx>
         <w:tc>
           <w:tcPr>
             <w:tcW w:w="2800" w:type="dxa"/>
@@ -962,18 +968,30 @@
                 <w:sz w:val="19"/>
                 <w:szCs w:val="19"/>
               </w:rPr>
-              <w:t>intern-alb | Internet-facing | Active</w:t>
+              <w:t>intern-</w:t>
+            </w:r>
+            <w:proofErr w:type="spellStart"/>
+            <w:r>
+              <w:rPr>
+                <w:color w:val="111827"/>
+                <w:sz w:val="19"/>
+                <w:szCs w:val="19"/>
+              </w:rPr>
+              <w:t>alb</w:t>
+            </w:r>
+            <w:proofErr w:type="spellEnd"/>
+            <w:r>
+              <w:rPr>
+                <w:color w:val="111827"/>
+                <w:sz w:val="19"/>
+                <w:szCs w:val="19"/>
+              </w:rPr>
+              <w:t xml:space="preserve"> | Internet-facing | Active</w:t>
             </w:r>
           </w:p>
         </w:tc>
       </w:tr>
       <w:tr>
-        <w:tblPrEx>
-          <w:tblCellMar>
-            <w:top w:w="0" w:type="dxa"/>
-            <w:bottom w:w="0" w:type="dxa"/>
-          </w:tblCellMar>
-        </w:tblPrEx>
         <w:tc>
           <w:tcPr>
             <w:tcW w:w="2800" w:type="dxa"/>
@@ -1036,12 +1054,6 @@
         </w:tc>
       </w:tr>
       <w:tr>
-        <w:tblPrEx>
-          <w:tblCellMar>
-            <w:top w:w="0" w:type="dxa"/>
-            <w:bottom w:w="0" w:type="dxa"/>
-          </w:tblCellMar>
-        </w:tblPrEx>
         <w:tc>
           <w:tcPr>
             <w:tcW w:w="2800" w:type="dxa"/>
@@ -1098,18 +1110,30 @@
                 <w:sz w:val="19"/>
                 <w:szCs w:val="19"/>
               </w:rPr>
-              <w:t>intern-tg | HTTP:80 | Health check: GET/ every 30s</w:t>
+              <w:t>intern-</w:t>
+            </w:r>
+            <w:proofErr w:type="spellStart"/>
+            <w:r>
+              <w:rPr>
+                <w:color w:val="111827"/>
+                <w:sz w:val="19"/>
+                <w:szCs w:val="19"/>
+              </w:rPr>
+              <w:t>tg</w:t>
+            </w:r>
+            <w:proofErr w:type="spellEnd"/>
+            <w:r>
+              <w:rPr>
+                <w:color w:val="111827"/>
+                <w:sz w:val="19"/>
+                <w:szCs w:val="19"/>
+              </w:rPr>
+              <w:t xml:space="preserve"> | HTTP:80 | Health check: GET/ every 30s</w:t>
             </w:r>
           </w:p>
         </w:tc>
       </w:tr>
       <w:tr>
-        <w:tblPrEx>
-          <w:tblCellMar>
-            <w:top w:w="0" w:type="dxa"/>
-            <w:bottom w:w="0" w:type="dxa"/>
-          </w:tblCellMar>
-        </w:tblPrEx>
         <w:tc>
           <w:tcPr>
             <w:tcW w:w="2800" w:type="dxa"/>
@@ -1166,18 +1190,30 @@
                 <w:sz w:val="19"/>
                 <w:szCs w:val="19"/>
               </w:rPr>
-              <w:t>intern-asg | Min: 2 | Desired: 2 | Max: 4</w:t>
+              <w:t>intern-</w:t>
+            </w:r>
+            <w:proofErr w:type="spellStart"/>
+            <w:r>
+              <w:rPr>
+                <w:color w:val="111827"/>
+                <w:sz w:val="19"/>
+                <w:szCs w:val="19"/>
+              </w:rPr>
+              <w:t>asg</w:t>
+            </w:r>
+            <w:proofErr w:type="spellEnd"/>
+            <w:r>
+              <w:rPr>
+                <w:color w:val="111827"/>
+                <w:sz w:val="19"/>
+                <w:szCs w:val="19"/>
+              </w:rPr>
+              <w:t xml:space="preserve"> | Min: 2 | Desired: 2 | Max: 4</w:t>
             </w:r>
           </w:p>
         </w:tc>
       </w:tr>
       <w:tr>
-        <w:tblPrEx>
-          <w:tblCellMar>
-            <w:top w:w="0" w:type="dxa"/>
-            <w:bottom w:w="0" w:type="dxa"/>
-          </w:tblCellMar>
-        </w:tblPrEx>
         <w:tc>
           <w:tcPr>
             <w:tcW w:w="2800" w:type="dxa"/>
@@ -1234,18 +1270,30 @@
                 <w:sz w:val="19"/>
                 <w:szCs w:val="19"/>
               </w:rPr>
-              <w:t>t3.micro | Amazon Linux 2023 | NGINX | Private subnets</w:t>
+              <w:t>t</w:t>
+            </w:r>
+            <w:proofErr w:type="gramStart"/>
+            <w:r>
+              <w:rPr>
+                <w:color w:val="111827"/>
+                <w:sz w:val="19"/>
+                <w:szCs w:val="19"/>
+              </w:rPr>
+              <w:t>3.micro</w:t>
+            </w:r>
+            <w:proofErr w:type="gramEnd"/>
+            <w:r>
+              <w:rPr>
+                <w:color w:val="111827"/>
+                <w:sz w:val="19"/>
+                <w:szCs w:val="19"/>
+              </w:rPr>
+              <w:t xml:space="preserve"> | Amazon Linux 2023 | NGINX | Private subnets</w:t>
             </w:r>
           </w:p>
         </w:tc>
       </w:tr>
       <w:tr>
-        <w:tblPrEx>
-          <w:tblCellMar>
-            <w:top w:w="0" w:type="dxa"/>
-            <w:bottom w:w="0" w:type="dxa"/>
-          </w:tblCellMar>
-        </w:tblPrEx>
         <w:tc>
           <w:tcPr>
             <w:tcW w:w="2800" w:type="dxa"/>
@@ -1296,13 +1344,41 @@
             <w:vAlign w:val="center"/>
           </w:tcPr>
           <w:p>
-            <w:r>
-              <w:rPr>
-                <w:color w:val="111827"/>
-                <w:sz w:val="19"/>
-                <w:szCs w:val="19"/>
-              </w:rPr>
-              <w:t>alb-sg (HTTP:80 from internet) | ec2-sg (HTTP:80 from alb-sg only)</w:t>
+            <w:proofErr w:type="spellStart"/>
+            <w:r>
+              <w:rPr>
+                <w:color w:val="111827"/>
+                <w:sz w:val="19"/>
+                <w:szCs w:val="19"/>
+              </w:rPr>
+              <w:t>alb</w:t>
+            </w:r>
+            <w:proofErr w:type="spellEnd"/>
+            <w:r>
+              <w:rPr>
+                <w:color w:val="111827"/>
+                <w:sz w:val="19"/>
+                <w:szCs w:val="19"/>
+              </w:rPr>
+              <w:t xml:space="preserve">-sg (HTTP:80 from internet) | ec2-sg (HTTP:80 from </w:t>
+            </w:r>
+            <w:proofErr w:type="spellStart"/>
+            <w:r>
+              <w:rPr>
+                <w:color w:val="111827"/>
+                <w:sz w:val="19"/>
+                <w:szCs w:val="19"/>
+              </w:rPr>
+              <w:t>alb</w:t>
+            </w:r>
+            <w:proofErr w:type="spellEnd"/>
+            <w:r>
+              <w:rPr>
+                <w:color w:val="111827"/>
+                <w:sz w:val="19"/>
+                <w:szCs w:val="19"/>
+              </w:rPr>
+              <w:t>-sg only)</w:t>
             </w:r>
           </w:p>
         </w:tc>
@@ -1379,12 +1455,6 @@
         <w:gridCol w:w="6560"/>
       </w:tblGrid>
       <w:tr>
-        <w:tblPrEx>
-          <w:tblCellMar>
-            <w:top w:w="0" w:type="dxa"/>
-            <w:bottom w:w="0" w:type="dxa"/>
-          </w:tblCellMar>
-        </w:tblPrEx>
         <w:tc>
           <w:tcPr>
             <w:tcW w:w="2800" w:type="dxa"/>
@@ -1441,18 +1511,22 @@
                 <w:sz w:val="19"/>
                 <w:szCs w:val="19"/>
               </w:rPr>
-              <w:t>intern-vpc</w:t>
-            </w:r>
+              <w:t>intern-</w:t>
+            </w:r>
+            <w:proofErr w:type="spellStart"/>
+            <w:r>
+              <w:rPr>
+                <w:color w:val="111827"/>
+                <w:sz w:val="19"/>
+                <w:szCs w:val="19"/>
+              </w:rPr>
+              <w:t>vpc</w:t>
+            </w:r>
+            <w:proofErr w:type="spellEnd"/>
           </w:p>
         </w:tc>
       </w:tr>
       <w:tr>
-        <w:tblPrEx>
-          <w:tblCellMar>
-            <w:top w:w="0" w:type="dxa"/>
-            <w:bottom w:w="0" w:type="dxa"/>
-          </w:tblCellMar>
-        </w:tblPrEx>
         <w:tc>
           <w:tcPr>
             <w:tcW w:w="2800" w:type="dxa"/>
@@ -1515,12 +1589,6 @@
         </w:tc>
       </w:tr>
       <w:tr>
-        <w:tblPrEx>
-          <w:tblCellMar>
-            <w:top w:w="0" w:type="dxa"/>
-            <w:bottom w:w="0" w:type="dxa"/>
-          </w:tblCellMar>
-        </w:tblPrEx>
         <w:tc>
           <w:tcPr>
             <w:tcW w:w="2800" w:type="dxa"/>
@@ -1583,12 +1651,6 @@
         </w:tc>
       </w:tr>
       <w:tr>
-        <w:tblPrEx>
-          <w:tblCellMar>
-            <w:top w:w="0" w:type="dxa"/>
-            <w:bottom w:w="0" w:type="dxa"/>
-          </w:tblCellMar>
-        </w:tblPrEx>
         <w:tc>
           <w:tcPr>
             <w:tcW w:w="2800" w:type="dxa"/>
@@ -1651,12 +1713,6 @@
         </w:tc>
       </w:tr>
       <w:tr>
-        <w:tblPrEx>
-          <w:tblCellMar>
-            <w:top w:w="0" w:type="dxa"/>
-            <w:bottom w:w="0" w:type="dxa"/>
-          </w:tblCellMar>
-        </w:tblPrEx>
         <w:tc>
           <w:tcPr>
             <w:tcW w:w="2800" w:type="dxa"/>
@@ -1719,12 +1775,6 @@
         </w:tc>
       </w:tr>
       <w:tr>
-        <w:tblPrEx>
-          <w:tblCellMar>
-            <w:top w:w="0" w:type="dxa"/>
-            <w:bottom w:w="0" w:type="dxa"/>
-          </w:tblCellMar>
-        </w:tblPrEx>
         <w:tc>
           <w:tcPr>
             <w:tcW w:w="2800" w:type="dxa"/>
@@ -1804,7 +1854,21 @@
         <w:rPr>
           <w:color w:val="374151"/>
         </w:rPr>
-        <w:t>Navigate to: VPC → Subnets → Create subnet. Create all 4 subnets selecting intern-vpc as the VPC.</w:t>
+        <w:t>Navigate to: VPC → Subnets → Create subnet. Create all 4 subnets selecting intern-</w:t>
+      </w:r>
+      <w:proofErr w:type="spellStart"/>
+      <w:r>
+        <w:rPr>
+          <w:color w:val="374151"/>
+        </w:rPr>
+        <w:t>vpc</w:t>
+      </w:r>
+      <w:proofErr w:type="spellEnd"/>
+      <w:r>
+        <w:rPr>
+          <w:color w:val="374151"/>
+        </w:rPr>
+        <w:t xml:space="preserve"> as the VPC.</w:t>
       </w:r>
     </w:p>
     <w:p/>
@@ -1832,12 +1896,6 @@
         <w:gridCol w:w="2760"/>
       </w:tblGrid>
       <w:tr>
-        <w:tblPrEx>
-          <w:tblCellMar>
-            <w:top w:w="0" w:type="dxa"/>
-            <w:bottom w:w="0" w:type="dxa"/>
-          </w:tblCellMar>
-        </w:tblPrEx>
         <w:tc>
           <w:tcPr>
             <w:tcW w:w="2600" w:type="dxa"/>
@@ -1964,12 +2022,6 @@
         </w:tc>
       </w:tr>
       <w:tr>
-        <w:tblPrEx>
-          <w:tblCellMar>
-            <w:top w:w="0" w:type="dxa"/>
-            <w:bottom w:w="0" w:type="dxa"/>
-          </w:tblCellMar>
-        </w:tblPrEx>
         <w:tc>
           <w:tcPr>
             <w:tcW w:w="2600" w:type="dxa"/>
@@ -2088,12 +2140,6 @@
         </w:tc>
       </w:tr>
       <w:tr>
-        <w:tblPrEx>
-          <w:tblCellMar>
-            <w:top w:w="0" w:type="dxa"/>
-            <w:bottom w:w="0" w:type="dxa"/>
-          </w:tblCellMar>
-        </w:tblPrEx>
         <w:tc>
           <w:tcPr>
             <w:tcW w:w="2600" w:type="dxa"/>
@@ -2212,12 +2258,6 @@
         </w:tc>
       </w:tr>
       <w:tr>
-        <w:tblPrEx>
-          <w:tblCellMar>
-            <w:top w:w="0" w:type="dxa"/>
-            <w:bottom w:w="0" w:type="dxa"/>
-          </w:tblCellMar>
-        </w:tblPrEx>
         <w:tc>
           <w:tcPr>
             <w:tcW w:w="2600" w:type="dxa"/>
@@ -2336,12 +2376,6 @@
         </w:tc>
       </w:tr>
       <w:tr>
-        <w:tblPrEx>
-          <w:tblCellMar>
-            <w:top w:w="0" w:type="dxa"/>
-            <w:bottom w:w="0" w:type="dxa"/>
-          </w:tblCellMar>
-        </w:tblPrEx>
         <w:tc>
           <w:tcPr>
             <w:tcW w:w="2600" w:type="dxa"/>
@@ -2482,12 +2516,6 @@
         <w:gridCol w:w="9360"/>
       </w:tblGrid>
       <w:tr>
-        <w:tblPrEx>
-          <w:tblCellMar>
-            <w:top w:w="0" w:type="dxa"/>
-            <w:bottom w:w="0" w:type="dxa"/>
-          </w:tblCellMar>
-        </w:tblPrEx>
         <w:tc>
           <w:tcPr>
             <w:tcW w:w="9360" w:type="dxa"/>
@@ -2519,12 +2547,6 @@
         </w:tc>
       </w:tr>
       <w:tr>
-        <w:tblPrEx>
-          <w:tblCellMar>
-            <w:top w:w="0" w:type="dxa"/>
-            <w:bottom w:w="0" w:type="dxa"/>
-          </w:tblCellMar>
-        </w:tblPrEx>
         <w:tc>
           <w:tcPr>
             <w:tcW w:w="9360" w:type="dxa"/>
@@ -2556,12 +2578,6 @@
         </w:tc>
       </w:tr>
       <w:tr>
-        <w:tblPrEx>
-          <w:tblCellMar>
-            <w:top w:w="0" w:type="dxa"/>
-            <w:bottom w:w="0" w:type="dxa"/>
-          </w:tblCellMar>
-        </w:tblPrEx>
         <w:tc>
           <w:tcPr>
             <w:tcW w:w="9360" w:type="dxa"/>
@@ -2593,12 +2609,6 @@
         </w:tc>
       </w:tr>
       <w:tr>
-        <w:tblPrEx>
-          <w:tblCellMar>
-            <w:top w:w="0" w:type="dxa"/>
-            <w:bottom w:w="0" w:type="dxa"/>
-          </w:tblCellMar>
-        </w:tblPrEx>
         <w:tc>
           <w:tcPr>
             <w:tcW w:w="9360" w:type="dxa"/>
@@ -2630,12 +2640,6 @@
         </w:tc>
       </w:tr>
       <w:tr>
-        <w:tblPrEx>
-          <w:tblCellMar>
-            <w:top w:w="0" w:type="dxa"/>
-            <w:bottom w:w="0" w:type="dxa"/>
-          </w:tblCellMar>
-        </w:tblPrEx>
         <w:tc>
           <w:tcPr>
             <w:tcW w:w="9360" w:type="dxa"/>
@@ -2700,7 +2704,21 @@
         <w:rPr>
           <w:color w:val="374151"/>
         </w:rPr>
-        <w:t>Name: intern-igw → Click Create internet gateway</w:t>
+        <w:t>Name: intern-</w:t>
+      </w:r>
+      <w:proofErr w:type="spellStart"/>
+      <w:r>
+        <w:rPr>
+          <w:color w:val="374151"/>
+        </w:rPr>
+        <w:t>igw</w:t>
+      </w:r>
+      <w:proofErr w:type="spellEnd"/>
+      <w:r>
+        <w:rPr>
+          <w:color w:val="374151"/>
+        </w:rPr>
+        <w:t xml:space="preserve"> → Click Create internet gateway</w:t>
       </w:r>
     </w:p>
     <w:p>
@@ -2716,7 +2734,21 @@
         <w:rPr>
           <w:color w:val="374151"/>
         </w:rPr>
-        <w:t>Select intern-igw → Actions → Attach to VPC</w:t>
+        <w:t>Select intern-</w:t>
+      </w:r>
+      <w:proofErr w:type="spellStart"/>
+      <w:r>
+        <w:rPr>
+          <w:color w:val="374151"/>
+        </w:rPr>
+        <w:t>igw</w:t>
+      </w:r>
+      <w:proofErr w:type="spellEnd"/>
+      <w:r>
+        <w:rPr>
+          <w:color w:val="374151"/>
+        </w:rPr>
+        <w:t xml:space="preserve"> → Actions → Attach to VPC</w:t>
       </w:r>
     </w:p>
     <w:p>
@@ -2732,7 +2764,21 @@
         <w:rPr>
           <w:color w:val="374151"/>
         </w:rPr>
-        <w:t>Select intern-vpc → Click Attach internet gateway</w:t>
+        <w:t>Select intern-</w:t>
+      </w:r>
+      <w:proofErr w:type="spellStart"/>
+      <w:r>
+        <w:rPr>
+          <w:color w:val="374151"/>
+        </w:rPr>
+        <w:t>vpc</w:t>
+      </w:r>
+      <w:proofErr w:type="spellEnd"/>
+      <w:r>
+        <w:rPr>
+          <w:color w:val="374151"/>
+        </w:rPr>
+        <w:t xml:space="preserve"> → Click Attach internet gateway</w:t>
       </w:r>
     </w:p>
     <w:p/>
@@ -2758,12 +2804,6 @@
         <w:gridCol w:w="6560"/>
       </w:tblGrid>
       <w:tr>
-        <w:tblPrEx>
-          <w:tblCellMar>
-            <w:top w:w="0" w:type="dxa"/>
-            <w:bottom w:w="0" w:type="dxa"/>
-          </w:tblCellMar>
-        </w:tblPrEx>
         <w:tc>
           <w:tcPr>
             <w:tcW w:w="2800" w:type="dxa"/>
@@ -2826,12 +2866,6 @@
         </w:tc>
       </w:tr>
       <w:tr>
-        <w:tblPrEx>
-          <w:tblCellMar>
-            <w:top w:w="0" w:type="dxa"/>
-            <w:bottom w:w="0" w:type="dxa"/>
-          </w:tblCellMar>
-        </w:tblPrEx>
         <w:tc>
           <w:tcPr>
             <w:tcW w:w="2800" w:type="dxa"/>
@@ -2888,18 +2922,22 @@
                 <w:sz w:val="19"/>
                 <w:szCs w:val="19"/>
               </w:rPr>
-              <w:t>intern-igw</w:t>
-            </w:r>
+              <w:t>intern-</w:t>
+            </w:r>
+            <w:proofErr w:type="spellStart"/>
+            <w:r>
+              <w:rPr>
+                <w:color w:val="111827"/>
+                <w:sz w:val="19"/>
+                <w:szCs w:val="19"/>
+              </w:rPr>
+              <w:t>igw</w:t>
+            </w:r>
+            <w:proofErr w:type="spellEnd"/>
           </w:p>
         </w:tc>
       </w:tr>
       <w:tr>
-        <w:tblPrEx>
-          <w:tblCellMar>
-            <w:top w:w="0" w:type="dxa"/>
-            <w:bottom w:w="0" w:type="dxa"/>
-          </w:tblCellMar>
-        </w:tblPrEx>
         <w:tc>
           <w:tcPr>
             <w:tcW w:w="2800" w:type="dxa"/>
@@ -2963,12 +3001,6 @@
         </w:tc>
       </w:tr>
       <w:tr>
-        <w:tblPrEx>
-          <w:tblCellMar>
-            <w:top w:w="0" w:type="dxa"/>
-            <w:bottom w:w="0" w:type="dxa"/>
-          </w:tblCellMar>
-        </w:tblPrEx>
         <w:tc>
           <w:tcPr>
             <w:tcW w:w="2800" w:type="dxa"/>
@@ -3025,7 +3057,25 @@
                 <w:sz w:val="19"/>
                 <w:szCs w:val="19"/>
               </w:rPr>
-              <w:t>intern-vpc (vpc-0b6f0849eb8944559)</w:t>
+              <w:t>intern-</w:t>
+            </w:r>
+            <w:proofErr w:type="spellStart"/>
+            <w:r>
+              <w:rPr>
+                <w:color w:val="111827"/>
+                <w:sz w:val="19"/>
+                <w:szCs w:val="19"/>
+              </w:rPr>
+              <w:t>vpc</w:t>
+            </w:r>
+            <w:proofErr w:type="spellEnd"/>
+            <w:r>
+              <w:rPr>
+                <w:color w:val="111827"/>
+                <w:sz w:val="19"/>
+                <w:szCs w:val="19"/>
+              </w:rPr>
+              <w:t xml:space="preserve"> (vpc-0b6f0849eb8944559)</w:t>
             </w:r>
           </w:p>
         </w:tc>
@@ -3076,8 +3126,16 @@
         <w:rPr>
           <w:color w:val="374151"/>
         </w:rPr>
-        <w:t>Name: intern-nat</w:t>
-      </w:r>
+        <w:t>Name: intern-</w:t>
+      </w:r>
+      <w:proofErr w:type="spellStart"/>
+      <w:r>
+        <w:rPr>
+          <w:color w:val="374151"/>
+        </w:rPr>
+        <w:t>nat</w:t>
+      </w:r>
+      <w:proofErr w:type="spellEnd"/>
     </w:p>
     <w:p>
       <w:pPr>
@@ -3166,12 +3224,6 @@
         <w:gridCol w:w="6560"/>
       </w:tblGrid>
       <w:tr>
-        <w:tblPrEx>
-          <w:tblCellMar>
-            <w:top w:w="0" w:type="dxa"/>
-            <w:bottom w:w="0" w:type="dxa"/>
-          </w:tblCellMar>
-        </w:tblPrEx>
         <w:tc>
           <w:tcPr>
             <w:tcW w:w="2800" w:type="dxa"/>
@@ -3234,12 +3286,6 @@
         </w:tc>
       </w:tr>
       <w:tr>
-        <w:tblPrEx>
-          <w:tblCellMar>
-            <w:top w:w="0" w:type="dxa"/>
-            <w:bottom w:w="0" w:type="dxa"/>
-          </w:tblCellMar>
-        </w:tblPrEx>
         <w:tc>
           <w:tcPr>
             <w:tcW w:w="2800" w:type="dxa"/>
@@ -3296,18 +3342,22 @@
                 <w:sz w:val="19"/>
                 <w:szCs w:val="19"/>
               </w:rPr>
-              <w:t>intern-nat</w:t>
-            </w:r>
+              <w:t>intern-</w:t>
+            </w:r>
+            <w:proofErr w:type="spellStart"/>
+            <w:r>
+              <w:rPr>
+                <w:color w:val="111827"/>
+                <w:sz w:val="19"/>
+                <w:szCs w:val="19"/>
+              </w:rPr>
+              <w:t>nat</w:t>
+            </w:r>
+            <w:proofErr w:type="spellEnd"/>
           </w:p>
         </w:tc>
       </w:tr>
       <w:tr>
-        <w:tblPrEx>
-          <w:tblCellMar>
-            <w:top w:w="0" w:type="dxa"/>
-            <w:bottom w:w="0" w:type="dxa"/>
-          </w:tblCellMar>
-        </w:tblPrEx>
         <w:tc>
           <w:tcPr>
             <w:tcW w:w="2800" w:type="dxa"/>
@@ -3370,12 +3420,6 @@
         </w:tc>
       </w:tr>
       <w:tr>
-        <w:tblPrEx>
-          <w:tblCellMar>
-            <w:top w:w="0" w:type="dxa"/>
-            <w:bottom w:w="0" w:type="dxa"/>
-          </w:tblCellMar>
-        </w:tblPrEx>
         <w:tc>
           <w:tcPr>
             <w:tcW w:w="2800" w:type="dxa"/>
@@ -3438,12 +3482,6 @@
         </w:tc>
       </w:tr>
       <w:tr>
-        <w:tblPrEx>
-          <w:tblCellMar>
-            <w:top w:w="0" w:type="dxa"/>
-            <w:bottom w:w="0" w:type="dxa"/>
-          </w:tblCellMar>
-        </w:tblPrEx>
         <w:tc>
           <w:tcPr>
             <w:tcW w:w="2800" w:type="dxa"/>
@@ -3506,12 +3544,6 @@
         </w:tc>
       </w:tr>
       <w:tr>
-        <w:tblPrEx>
-          <w:tblCellMar>
-            <w:top w:w="0" w:type="dxa"/>
-            <w:bottom w:w="0" w:type="dxa"/>
-          </w:tblCellMar>
-        </w:tblPrEx>
         <w:tc>
           <w:tcPr>
             <w:tcW w:w="2800" w:type="dxa"/>
@@ -3574,12 +3606,6 @@
         </w:tc>
       </w:tr>
       <w:tr>
-        <w:tblPrEx>
-          <w:tblCellMar>
-            <w:top w:w="0" w:type="dxa"/>
-            <w:bottom w:w="0" w:type="dxa"/>
-          </w:tblCellMar>
-        </w:tblPrEx>
         <w:tc>
           <w:tcPr>
             <w:tcW w:w="2800" w:type="dxa"/>
@@ -3684,8 +3710,16 @@
         <w:rPr>
           <w:color w:val="374151"/>
         </w:rPr>
-        <w:t>VPC → Route Tables → Create route table: Name: public-rt | VPC: intern-vpc</w:t>
-      </w:r>
+        <w:t>VPC → Route Tables → Create route table: Name: public-rt | VPC: intern-</w:t>
+      </w:r>
+      <w:proofErr w:type="spellStart"/>
+      <w:r>
+        <w:rPr>
+          <w:color w:val="374151"/>
+        </w:rPr>
+        <w:t>vpc</w:t>
+      </w:r>
+      <w:proofErr w:type="spellEnd"/>
     </w:p>
     <w:p>
       <w:pPr>
@@ -3716,7 +3750,21 @@
         <w:rPr>
           <w:color w:val="374151"/>
         </w:rPr>
-        <w:t>Destination: 0.0.0.0/0 | Target: Internet Gateway → intern-igw → Save</w:t>
+        <w:t>Destination: 0.0.0.0/0 | Target: Internet Gateway → intern-</w:t>
+      </w:r>
+      <w:proofErr w:type="spellStart"/>
+      <w:r>
+        <w:rPr>
+          <w:color w:val="374151"/>
+        </w:rPr>
+        <w:t>igw</w:t>
+      </w:r>
+      <w:proofErr w:type="spellEnd"/>
+      <w:r>
+        <w:rPr>
+          <w:color w:val="374151"/>
+        </w:rPr>
+        <w:t xml:space="preserve"> → Save</w:t>
       </w:r>
     </w:p>
     <w:p>
@@ -3773,8 +3821,16 @@
         <w:rPr>
           <w:color w:val="374151"/>
         </w:rPr>
-        <w:t>Create route table: Name: private-rt | VPC: intern-vpc</w:t>
-      </w:r>
+        <w:t>Create route table: Name: private-rt | VPC: intern-</w:t>
+      </w:r>
+      <w:proofErr w:type="spellStart"/>
+      <w:r>
+        <w:rPr>
+          <w:color w:val="374151"/>
+        </w:rPr>
+        <w:t>vpc</w:t>
+      </w:r>
+      <w:proofErr w:type="spellEnd"/>
     </w:p>
     <w:p>
       <w:pPr>
@@ -3805,7 +3861,21 @@
         <w:rPr>
           <w:color w:val="374151"/>
         </w:rPr>
-        <w:t>Destination: 0.0.0.0/0 | Target: NAT Gateway → intern-nat → Save</w:t>
+        <w:t>Destination: 0.0.0.0/0 | Target: NAT Gateway → intern-</w:t>
+      </w:r>
+      <w:proofErr w:type="spellStart"/>
+      <w:r>
+        <w:rPr>
+          <w:color w:val="374151"/>
+        </w:rPr>
+        <w:t>nat</w:t>
+      </w:r>
+      <w:proofErr w:type="spellEnd"/>
+      <w:r>
+        <w:rPr>
+          <w:color w:val="374151"/>
+        </w:rPr>
+        <w:t xml:space="preserve"> → Save</w:t>
       </w:r>
     </w:p>
     <w:p>
@@ -3848,12 +3918,6 @@
         <w:gridCol w:w="4360"/>
       </w:tblGrid>
       <w:tr>
-        <w:tblPrEx>
-          <w:tblCellMar>
-            <w:top w:w="0" w:type="dxa"/>
-            <w:bottom w:w="0" w:type="dxa"/>
-          </w:tblCellMar>
-        </w:tblPrEx>
         <w:tc>
           <w:tcPr>
             <w:tcW w:w="2000" w:type="dxa"/>
@@ -3949,12 +4013,6 @@
         </w:tc>
       </w:tr>
       <w:tr>
-        <w:tblPrEx>
-          <w:tblCellMar>
-            <w:top w:w="0" w:type="dxa"/>
-            <w:bottom w:w="0" w:type="dxa"/>
-          </w:tblCellMar>
-        </w:tblPrEx>
         <w:tc>
           <w:tcPr>
             <w:tcW w:w="2000" w:type="dxa"/>
@@ -4045,12 +4103,6 @@
         </w:tc>
       </w:tr>
       <w:tr>
-        <w:tblPrEx>
-          <w:tblCellMar>
-            <w:top w:w="0" w:type="dxa"/>
-            <w:bottom w:w="0" w:type="dxa"/>
-          </w:tblCellMar>
-        </w:tblPrEx>
         <w:tc>
           <w:tcPr>
             <w:tcW w:w="2000" w:type="dxa"/>
@@ -4174,7 +4226,15 @@
         <w:pStyle w:val="Heading2"/>
       </w:pPr>
       <w:r>
-        <w:t>Step 6: Create ALB Security Group (alb-sg)</w:t>
+        <w:t>Step 6: Create ALB Security Group (</w:t>
+      </w:r>
+      <w:proofErr w:type="spellStart"/>
+      <w:r>
+        <w:t>alb</w:t>
+      </w:r>
+      <w:proofErr w:type="spellEnd"/>
+      <w:r>
+        <w:t>-sg)</w:t>
       </w:r>
     </w:p>
     <w:p>
@@ -4211,12 +4271,6 @@
         <w:gridCol w:w="6560"/>
       </w:tblGrid>
       <w:tr>
-        <w:tblPrEx>
-          <w:tblCellMar>
-            <w:top w:w="0" w:type="dxa"/>
-            <w:bottom w:w="0" w:type="dxa"/>
-          </w:tblCellMar>
-        </w:tblPrEx>
         <w:tc>
           <w:tcPr>
             <w:tcW w:w="2800" w:type="dxa"/>
@@ -4267,24 +4321,28 @@
             <w:vAlign w:val="center"/>
           </w:tcPr>
           <w:p>
-            <w:r>
-              <w:rPr>
-                <w:color w:val="111827"/>
-                <w:sz w:val="19"/>
-                <w:szCs w:val="19"/>
-              </w:rPr>
-              <w:t>alb-sg</w:t>
+            <w:proofErr w:type="spellStart"/>
+            <w:r>
+              <w:rPr>
+                <w:color w:val="111827"/>
+                <w:sz w:val="19"/>
+                <w:szCs w:val="19"/>
+              </w:rPr>
+              <w:t>alb</w:t>
+            </w:r>
+            <w:proofErr w:type="spellEnd"/>
+            <w:r>
+              <w:rPr>
+                <w:color w:val="111827"/>
+                <w:sz w:val="19"/>
+                <w:szCs w:val="19"/>
+              </w:rPr>
+              <w:t>-sg</w:t>
             </w:r>
           </w:p>
         </w:tc>
       </w:tr>
       <w:tr>
-        <w:tblPrEx>
-          <w:tblCellMar>
-            <w:top w:w="0" w:type="dxa"/>
-            <w:bottom w:w="0" w:type="dxa"/>
-          </w:tblCellMar>
-        </w:tblPrEx>
         <w:tc>
           <w:tcPr>
             <w:tcW w:w="2800" w:type="dxa"/>
@@ -4347,12 +4405,6 @@
         </w:tc>
       </w:tr>
       <w:tr>
-        <w:tblPrEx>
-          <w:tblCellMar>
-            <w:top w:w="0" w:type="dxa"/>
-            <w:bottom w:w="0" w:type="dxa"/>
-          </w:tblCellMar>
-        </w:tblPrEx>
         <w:tc>
           <w:tcPr>
             <w:tcW w:w="2800" w:type="dxa"/>
@@ -4409,18 +4461,22 @@
                 <w:sz w:val="19"/>
                 <w:szCs w:val="19"/>
               </w:rPr>
-              <w:t>intern-vpc</w:t>
-            </w:r>
+              <w:t>intern-</w:t>
+            </w:r>
+            <w:proofErr w:type="spellStart"/>
+            <w:r>
+              <w:rPr>
+                <w:color w:val="111827"/>
+                <w:sz w:val="19"/>
+                <w:szCs w:val="19"/>
+              </w:rPr>
+              <w:t>vpc</w:t>
+            </w:r>
+            <w:proofErr w:type="spellEnd"/>
           </w:p>
         </w:tc>
       </w:tr>
       <w:tr>
-        <w:tblPrEx>
-          <w:tblCellMar>
-            <w:top w:w="0" w:type="dxa"/>
-            <w:bottom w:w="0" w:type="dxa"/>
-          </w:tblCellMar>
-        </w:tblPrEx>
         <w:tc>
           <w:tcPr>
             <w:tcW w:w="2800" w:type="dxa"/>
@@ -4509,12 +4565,6 @@
         <w:gridCol w:w="1968"/>
       </w:tblGrid>
       <w:tr>
-        <w:tblPrEx>
-          <w:tblCellMar>
-            <w:top w:w="0" w:type="dxa"/>
-            <w:bottom w:w="0" w:type="dxa"/>
-          </w:tblCellMar>
-        </w:tblPrEx>
         <w:tc>
           <w:tcPr>
             <w:tcW w:w="1800" w:type="dxa"/>
@@ -4672,12 +4722,6 @@
         </w:tc>
       </w:tr>
       <w:tr>
-        <w:tblPrEx>
-          <w:tblCellMar>
-            <w:top w:w="0" w:type="dxa"/>
-            <w:bottom w:w="0" w:type="dxa"/>
-          </w:tblCellMar>
-        </w:tblPrEx>
         <w:tc>
           <w:tcPr>
             <w:tcW w:w="1800" w:type="dxa"/>
@@ -4825,12 +4869,6 @@
         </w:tc>
       </w:tr>
       <w:tr>
-        <w:tblPrEx>
-          <w:tblCellMar>
-            <w:top w:w="0" w:type="dxa"/>
-            <w:bottom w:w="0" w:type="dxa"/>
-          </w:tblCellMar>
-        </w:tblPrEx>
         <w:tc>
           <w:tcPr>
             <w:tcW w:w="1800" w:type="dxa"/>
@@ -4995,7 +5033,21 @@
         <w:rPr>
           <w:color w:val="374151"/>
         </w:rPr>
-        <w:t>This is the most critical security configuration. The EC2 security group references alb-sg as its source, meaning EC2 instances only accept HTTP traffic that comes through the ALB — not from the open internet.</w:t>
+        <w:t xml:space="preserve">This is the most critical security configuration. The EC2 security group references </w:t>
+      </w:r>
+      <w:proofErr w:type="spellStart"/>
+      <w:r>
+        <w:rPr>
+          <w:color w:val="374151"/>
+        </w:rPr>
+        <w:t>alb</w:t>
+      </w:r>
+      <w:proofErr w:type="spellEnd"/>
+      <w:r>
+        <w:rPr>
+          <w:color w:val="374151"/>
+        </w:rPr>
+        <w:t>-sg as its source, meaning EC2 instances only accept HTTP traffic that comes through the ALB — not from the open internet.</w:t>
       </w:r>
     </w:p>
     <w:p/>
@@ -5021,12 +5073,6 @@
         <w:gridCol w:w="6560"/>
       </w:tblGrid>
       <w:tr>
-        <w:tblPrEx>
-          <w:tblCellMar>
-            <w:top w:w="0" w:type="dxa"/>
-            <w:bottom w:w="0" w:type="dxa"/>
-          </w:tblCellMar>
-        </w:tblPrEx>
         <w:tc>
           <w:tcPr>
             <w:tcW w:w="2800" w:type="dxa"/>
@@ -5089,12 +5135,6 @@
         </w:tc>
       </w:tr>
       <w:tr>
-        <w:tblPrEx>
-          <w:tblCellMar>
-            <w:top w:w="0" w:type="dxa"/>
-            <w:bottom w:w="0" w:type="dxa"/>
-          </w:tblCellMar>
-        </w:tblPrEx>
         <w:tc>
           <w:tcPr>
             <w:tcW w:w="2800" w:type="dxa"/>
@@ -5157,12 +5197,6 @@
         </w:tc>
       </w:tr>
       <w:tr>
-        <w:tblPrEx>
-          <w:tblCellMar>
-            <w:top w:w="0" w:type="dxa"/>
-            <w:bottom w:w="0" w:type="dxa"/>
-          </w:tblCellMar>
-        </w:tblPrEx>
         <w:tc>
           <w:tcPr>
             <w:tcW w:w="2800" w:type="dxa"/>
@@ -5219,8 +5253,18 @@
                 <w:sz w:val="19"/>
                 <w:szCs w:val="19"/>
               </w:rPr>
-              <w:t>intern-vpc</w:t>
-            </w:r>
+              <w:t>intern-</w:t>
+            </w:r>
+            <w:proofErr w:type="spellStart"/>
+            <w:r>
+              <w:rPr>
+                <w:color w:val="111827"/>
+                <w:sz w:val="19"/>
+                <w:szCs w:val="19"/>
+              </w:rPr>
+              <w:t>vpc</w:t>
+            </w:r>
+            <w:proofErr w:type="spellEnd"/>
           </w:p>
         </w:tc>
       </w:tr>
@@ -5251,12 +5295,6 @@
         <w:gridCol w:w="2003"/>
       </w:tblGrid>
       <w:tr>
-        <w:tblPrEx>
-          <w:tblCellMar>
-            <w:top w:w="0" w:type="dxa"/>
-            <w:bottom w:w="0" w:type="dxa"/>
-          </w:tblCellMar>
-        </w:tblPrEx>
         <w:tc>
           <w:tcPr>
             <w:tcW w:w="1800" w:type="dxa"/>
@@ -5414,12 +5452,6 @@
         </w:tc>
       </w:tr>
       <w:tr>
-        <w:tblPrEx>
-          <w:tblCellMar>
-            <w:top w:w="0" w:type="dxa"/>
-            <w:bottom w:w="0" w:type="dxa"/>
-          </w:tblCellMar>
-        </w:tblPrEx>
         <w:tc>
           <w:tcPr>
             <w:tcW w:w="1800" w:type="dxa"/>
@@ -5561,18 +5593,30 @@
                 <w:sz w:val="19"/>
                 <w:szCs w:val="19"/>
               </w:rPr>
-              <w:t>sg-0c0779674fdacb646 (alb-sg)</w:t>
+              <w:t>sg-0c0779674fdacb646 (</w:t>
+            </w:r>
+            <w:proofErr w:type="spellStart"/>
+            <w:r>
+              <w:rPr>
+                <w:color w:val="111827"/>
+                <w:sz w:val="19"/>
+                <w:szCs w:val="19"/>
+              </w:rPr>
+              <w:t>alb</w:t>
+            </w:r>
+            <w:proofErr w:type="spellEnd"/>
+            <w:r>
+              <w:rPr>
+                <w:color w:val="111827"/>
+                <w:sz w:val="19"/>
+                <w:szCs w:val="19"/>
+              </w:rPr>
+              <w:t>-sg)</w:t>
             </w:r>
           </w:p>
         </w:tc>
       </w:tr>
       <w:tr>
-        <w:tblPrEx>
-          <w:tblCellMar>
-            <w:top w:w="0" w:type="dxa"/>
-            <w:bottom w:w="0" w:type="dxa"/>
-          </w:tblCellMar>
-        </w:tblPrEx>
         <w:tc>
           <w:tcPr>
             <w:tcW w:w="1800" w:type="dxa"/>
@@ -5742,12 +5786,6 @@
         <w:gridCol w:w="9360"/>
       </w:tblGrid>
       <w:tr>
-        <w:tblPrEx>
-          <w:tblCellMar>
-            <w:top w:w="0" w:type="dxa"/>
-            <w:bottom w:w="0" w:type="dxa"/>
-          </w:tblCellMar>
-        </w:tblPrEx>
         <w:tc>
           <w:tcPr>
             <w:tcW w:w="9360" w:type="dxa"/>
@@ -5779,12 +5817,6 @@
         </w:tc>
       </w:tr>
       <w:tr>
-        <w:tblPrEx>
-          <w:tblCellMar>
-            <w:top w:w="0" w:type="dxa"/>
-            <w:bottom w:w="0" w:type="dxa"/>
-          </w:tblCellMar>
-        </w:tblPrEx>
         <w:tc>
           <w:tcPr>
             <w:tcW w:w="9360" w:type="dxa"/>
@@ -5816,12 +5848,6 @@
         </w:tc>
       </w:tr>
       <w:tr>
-        <w:tblPrEx>
-          <w:tblCellMar>
-            <w:top w:w="0" w:type="dxa"/>
-            <w:bottom w:w="0" w:type="dxa"/>
-          </w:tblCellMar>
-        </w:tblPrEx>
         <w:tc>
           <w:tcPr>
             <w:tcW w:w="9360" w:type="dxa"/>
@@ -5853,12 +5879,6 @@
         </w:tc>
       </w:tr>
       <w:tr>
-        <w:tblPrEx>
-          <w:tblCellMar>
-            <w:top w:w="0" w:type="dxa"/>
-            <w:bottom w:w="0" w:type="dxa"/>
-          </w:tblCellMar>
-        </w:tblPrEx>
         <w:tc>
           <w:tcPr>
             <w:tcW w:w="9360" w:type="dxa"/>
@@ -5884,18 +5904,30 @@
                 <w:sz w:val="19"/>
                 <w:szCs w:val="19"/>
               </w:rPr>
-              <w:t>Even if someone tries ssh ec2-user@&lt;private-ip&gt; from their laptop, it times out</w:t>
+              <w:t>Even if someone tries ssh ec2-user@&lt;private-</w:t>
+            </w:r>
+            <w:proofErr w:type="spellStart"/>
+            <w:r>
+              <w:rPr>
+                <w:color w:val="111827"/>
+                <w:sz w:val="19"/>
+                <w:szCs w:val="19"/>
+              </w:rPr>
+              <w:t>ip</w:t>
+            </w:r>
+            <w:proofErr w:type="spellEnd"/>
+            <w:r>
+              <w:rPr>
+                <w:color w:val="111827"/>
+                <w:sz w:val="19"/>
+                <w:szCs w:val="19"/>
+              </w:rPr>
+              <w:t>&gt; from their laptop, it times out</w:t>
             </w:r>
           </w:p>
         </w:tc>
       </w:tr>
       <w:tr>
-        <w:tblPrEx>
-          <w:tblCellMar>
-            <w:top w:w="0" w:type="dxa"/>
-            <w:bottom w:w="0" w:type="dxa"/>
-          </w:tblCellMar>
-        </w:tblPrEx>
         <w:tc>
           <w:tcPr>
             <w:tcW w:w="9360" w:type="dxa"/>
@@ -5998,12 +6030,6 @@
         <w:gridCol w:w="6560"/>
       </w:tblGrid>
       <w:tr>
-        <w:tblPrEx>
-          <w:tblCellMar>
-            <w:top w:w="0" w:type="dxa"/>
-            <w:bottom w:w="0" w:type="dxa"/>
-          </w:tblCellMar>
-        </w:tblPrEx>
         <w:tc>
           <w:tcPr>
             <w:tcW w:w="2800" w:type="dxa"/>
@@ -6060,18 +6086,22 @@
                 <w:sz w:val="19"/>
                 <w:szCs w:val="19"/>
               </w:rPr>
-              <w:t>intern-lt</w:t>
-            </w:r>
+              <w:t>intern-</w:t>
+            </w:r>
+            <w:proofErr w:type="spellStart"/>
+            <w:r>
+              <w:rPr>
+                <w:color w:val="111827"/>
+                <w:sz w:val="19"/>
+                <w:szCs w:val="19"/>
+              </w:rPr>
+              <w:t>lt</w:t>
+            </w:r>
+            <w:proofErr w:type="spellEnd"/>
           </w:p>
         </w:tc>
       </w:tr>
       <w:tr>
-        <w:tblPrEx>
-          <w:tblCellMar>
-            <w:top w:w="0" w:type="dxa"/>
-            <w:bottom w:w="0" w:type="dxa"/>
-          </w:tblCellMar>
-        </w:tblPrEx>
         <w:tc>
           <w:tcPr>
             <w:tcW w:w="2800" w:type="dxa"/>
@@ -6134,12 +6164,6 @@
         </w:tc>
       </w:tr>
       <w:tr>
-        <w:tblPrEx>
-          <w:tblCellMar>
-            <w:top w:w="0" w:type="dxa"/>
-            <w:bottom w:w="0" w:type="dxa"/>
-          </w:tblCellMar>
-        </w:tblPrEx>
         <w:tc>
           <w:tcPr>
             <w:tcW w:w="2800" w:type="dxa"/>
@@ -6196,18 +6220,30 @@
                 <w:sz w:val="19"/>
                 <w:szCs w:val="19"/>
               </w:rPr>
-              <w:t>t3.micro (free tier eligible)</w:t>
+              <w:t>t</w:t>
+            </w:r>
+            <w:proofErr w:type="gramStart"/>
+            <w:r>
+              <w:rPr>
+                <w:color w:val="111827"/>
+                <w:sz w:val="19"/>
+                <w:szCs w:val="19"/>
+              </w:rPr>
+              <w:t>3.micro</w:t>
+            </w:r>
+            <w:proofErr w:type="gramEnd"/>
+            <w:r>
+              <w:rPr>
+                <w:color w:val="111827"/>
+                <w:sz w:val="19"/>
+                <w:szCs w:val="19"/>
+              </w:rPr>
+              <w:t xml:space="preserve"> (free tier eligible)</w:t>
             </w:r>
           </w:p>
         </w:tc>
       </w:tr>
       <w:tr>
-        <w:tblPrEx>
-          <w:tblCellMar>
-            <w:top w:w="0" w:type="dxa"/>
-            <w:bottom w:w="0" w:type="dxa"/>
-          </w:tblCellMar>
-        </w:tblPrEx>
         <w:tc>
           <w:tcPr>
             <w:tcW w:w="2800" w:type="dxa"/>
@@ -6270,12 +6306,6 @@
         </w:tc>
       </w:tr>
       <w:tr>
-        <w:tblPrEx>
-          <w:tblCellMar>
-            <w:top w:w="0" w:type="dxa"/>
-            <w:bottom w:w="0" w:type="dxa"/>
-          </w:tblCellMar>
-        </w:tblPrEx>
         <w:tc>
           <w:tcPr>
             <w:tcW w:w="2800" w:type="dxa"/>
@@ -6338,12 +6368,6 @@
         </w:tc>
       </w:tr>
       <w:tr>
-        <w:tblPrEx>
-          <w:tblCellMar>
-            <w:top w:w="0" w:type="dxa"/>
-            <w:bottom w:w="0" w:type="dxa"/>
-          </w:tblCellMar>
-        </w:tblPrEx>
         <w:tc>
           <w:tcPr>
             <w:tcW w:w="2800" w:type="dxa"/>
@@ -6448,12 +6472,6 @@
         <w:gridCol w:w="9360"/>
       </w:tblGrid>
       <w:tr>
-        <w:tblPrEx>
-          <w:tblCellMar>
-            <w:top w:w="0" w:type="dxa"/>
-            <w:bottom w:w="0" w:type="dxa"/>
-          </w:tblCellMar>
-        </w:tblPrEx>
         <w:tc>
           <w:tcPr>
             <w:tcW w:w="9360" w:type="dxa"/>
@@ -6475,6 +6493,7 @@
             <w:pPr>
               <w:spacing w:before="20" w:after="20"/>
             </w:pPr>
+            <w:proofErr w:type="gramStart"/>
             <w:r>
               <w:rPr>
                 <w:rFonts w:ascii="Courier New" w:eastAsia="Courier New" w:hAnsi="Courier New" w:cs="Courier New"/>
@@ -6482,13 +6501,9 @@
                 <w:sz w:val="17"/>
                 <w:szCs w:val="17"/>
               </w:rPr>
-              <w:t>#!/bin/bash</w:t>
-            </w:r>
-          </w:p>
-          <w:p>
-            <w:pPr>
-              <w:spacing w:before="20" w:after="20"/>
-            </w:pPr>
+              <w:t>#!/</w:t>
+            </w:r>
+            <w:proofErr w:type="gramEnd"/>
             <w:r>
               <w:rPr>
                 <w:rFonts w:ascii="Courier New" w:eastAsia="Courier New" w:hAnsi="Courier New" w:cs="Courier New"/>
@@ -6496,7 +6511,7 @@
                 <w:sz w:val="17"/>
                 <w:szCs w:val="17"/>
               </w:rPr>
-              <w:t>yum update -y</w:t>
+              <w:t>bin/bash</w:t>
             </w:r>
           </w:p>
           <w:p>
@@ -6510,7 +6525,7 @@
                 <w:sz w:val="17"/>
                 <w:szCs w:val="17"/>
               </w:rPr>
-              <w:t>yum install -y nginx</w:t>
+              <w:t>yum update -y</w:t>
             </w:r>
           </w:p>
           <w:p>
@@ -6524,13 +6539,14 @@
                 <w:sz w:val="17"/>
                 <w:szCs w:val="17"/>
               </w:rPr>
-              <w:t>systemctl start nginx</w:t>
+              <w:t>yum install -y nginx</w:t>
             </w:r>
           </w:p>
           <w:p>
             <w:pPr>
               <w:spacing w:before="20" w:after="20"/>
             </w:pPr>
+            <w:proofErr w:type="spellStart"/>
             <w:r>
               <w:rPr>
                 <w:rFonts w:ascii="Courier New" w:eastAsia="Courier New" w:hAnsi="Courier New" w:cs="Courier New"/>
@@ -6538,18 +6554,9 @@
                 <w:sz w:val="17"/>
                 <w:szCs w:val="17"/>
               </w:rPr>
-              <w:t>systemctl enable nginx</w:t>
-            </w:r>
-          </w:p>
-          <w:p>
-            <w:pPr>
-              <w:spacing w:before="20" w:after="20"/>
-            </w:pPr>
-          </w:p>
-          <w:p>
-            <w:pPr>
-              <w:spacing w:before="20" w:after="20"/>
-            </w:pPr>
+              <w:t>systemctl</w:t>
+            </w:r>
+            <w:proofErr w:type="spellEnd"/>
             <w:r>
               <w:rPr>
                 <w:rFonts w:ascii="Courier New" w:eastAsia="Courier New" w:hAnsi="Courier New" w:cs="Courier New"/>
@@ -6557,13 +6564,14 @@
                 <w:sz w:val="17"/>
                 <w:szCs w:val="17"/>
               </w:rPr>
-              <w:t># IMDSv2 token for secure metadata access</w:t>
+              <w:t xml:space="preserve"> start nginx</w:t>
             </w:r>
           </w:p>
           <w:p>
             <w:pPr>
               <w:spacing w:before="20" w:after="20"/>
             </w:pPr>
+            <w:proofErr w:type="spellStart"/>
             <w:r>
               <w:rPr>
                 <w:rFonts w:ascii="Courier New" w:eastAsia="Courier New" w:hAnsi="Courier New" w:cs="Courier New"/>
@@ -6571,13 +6579,9 @@
                 <w:sz w:val="17"/>
                 <w:szCs w:val="17"/>
               </w:rPr>
-              <w:t>TOKEN=$(curl -s -X PUT "http://169.254.169.254/latest/api/token" \</w:t>
-            </w:r>
-          </w:p>
-          <w:p>
-            <w:pPr>
-              <w:spacing w:before="20" w:after="20"/>
-            </w:pPr>
+              <w:t>systemctl</w:t>
+            </w:r>
+            <w:proofErr w:type="spellEnd"/>
             <w:r>
               <w:rPr>
                 <w:rFonts w:ascii="Courier New" w:eastAsia="Courier New" w:hAnsi="Courier New" w:cs="Courier New"/>
@@ -6585,7 +6589,7 @@
                 <w:sz w:val="17"/>
                 <w:szCs w:val="17"/>
               </w:rPr>
-              <w:t xml:space="preserve">  -H "X-aws-ec2-metadata-token-ttl-seconds: 21600")</w:t>
+              <w:t xml:space="preserve"> enable nginx</w:t>
             </w:r>
           </w:p>
           <w:p>
@@ -6604,7 +6608,7 @@
                 <w:sz w:val="17"/>
                 <w:szCs w:val="17"/>
               </w:rPr>
-              <w:t># Fetch instance metadata</w:t>
+              <w:t># IMDSv2 token for secure metadata access</w:t>
             </w:r>
           </w:p>
           <w:p>
@@ -6618,13 +6622,9 @@
                 <w:sz w:val="17"/>
                 <w:szCs w:val="17"/>
               </w:rPr>
-              <w:t>INSTANCE_ID=$(curl -s -H "X-aws-ec2-metadata-token: $TOKEN" \</w:t>
-            </w:r>
-          </w:p>
-          <w:p>
-            <w:pPr>
-              <w:spacing w:before="20" w:after="20"/>
-            </w:pPr>
+              <w:t>TOKEN=$(curl -s -X PUT "http://169.254.169.254/latest/</w:t>
+            </w:r>
+            <w:proofErr w:type="spellStart"/>
             <w:r>
               <w:rPr>
                 <w:rFonts w:ascii="Courier New" w:eastAsia="Courier New" w:hAnsi="Courier New" w:cs="Courier New"/>
@@ -6632,13 +6632,9 @@
                 <w:sz w:val="17"/>
                 <w:szCs w:val="17"/>
               </w:rPr>
-              <w:t xml:space="preserve">  http://169.254.169.254/latest/meta-data/instance-id)</w:t>
-            </w:r>
-          </w:p>
-          <w:p>
-            <w:pPr>
-              <w:spacing w:before="20" w:after="20"/>
-            </w:pPr>
+              <w:t>api</w:t>
+            </w:r>
+            <w:proofErr w:type="spellEnd"/>
             <w:r>
               <w:rPr>
                 <w:rFonts w:ascii="Courier New" w:eastAsia="Courier New" w:hAnsi="Courier New" w:cs="Courier New"/>
@@ -6646,7 +6642,7 @@
                 <w:sz w:val="17"/>
                 <w:szCs w:val="17"/>
               </w:rPr>
-              <w:t>AZ=$(curl -s -H "X-aws-ec2-metadata-token: $TOKEN" \</w:t>
+              <w:t>/token" \</w:t>
             </w:r>
           </w:p>
           <w:p>
@@ -6660,7 +6656,7 @@
                 <w:sz w:val="17"/>
                 <w:szCs w:val="17"/>
               </w:rPr>
-              <w:t xml:space="preserve">  http://169.254.169.254/latest/meta-data/placement/availability-zone)</w:t>
+              <w:t xml:space="preserve">  -H "X-aws-ec2-metadata-token-ttl-seconds: 21600")</w:t>
             </w:r>
           </w:p>
           <w:p>
@@ -6679,7 +6675,7 @@
                 <w:sz w:val="17"/>
                 <w:szCs w:val="17"/>
               </w:rPr>
-              <w:t># Write custom webpage</w:t>
+              <w:t># Fetch instance metadata</w:t>
             </w:r>
           </w:p>
           <w:p>
@@ -6693,7 +6689,7 @@
                 <w:sz w:val="17"/>
                 <w:szCs w:val="17"/>
               </w:rPr>
-              <w:t>cat &gt; /usr/share/nginx/html/index.html &lt;&lt; 'HTMLEOF'</w:t>
+              <w:t>INSTANCE_ID=$(curl -s -H "X-aws-ec2-metadata-token: $TOKEN" \</w:t>
             </w:r>
           </w:p>
           <w:p>
@@ -6707,7 +6703,7 @@
                 <w:sz w:val="17"/>
                 <w:szCs w:val="17"/>
               </w:rPr>
-              <w:t>&lt;html&gt;&lt;body style='background:#1a1a2e;color:white;text-align:center;padding:60px'&gt;</w:t>
+              <w:t xml:space="preserve">  http://169.254.169.254/latest/meta-data/instance-id)</w:t>
             </w:r>
           </w:p>
           <w:p>
@@ -6721,7 +6717,7 @@
                 <w:sz w:val="17"/>
                 <w:szCs w:val="17"/>
               </w:rPr>
-              <w:t xml:space="preserve">  &lt;h1&gt;CitiusCloud HA Web App&lt;/h1&gt;</w:t>
+              <w:t>AZ=$(curl -s -H "X-aws-ec2-metadata-token: $TOKEN" \</w:t>
             </w:r>
           </w:p>
           <w:p>
@@ -6735,8 +6731,13 @@
                 <w:sz w:val="17"/>
                 <w:szCs w:val="17"/>
               </w:rPr>
-              <w:t xml:space="preserve">  &lt;p&gt;Instance: &lt;b&gt;INSTANCE_ID_HERE&lt;/b&gt;&lt;/p&gt;</w:t>
-            </w:r>
+              <w:t xml:space="preserve">  http://169.254.169.254/latest/meta-data/placement/availability-zone)</w:t>
+            </w:r>
+          </w:p>
+          <w:p>
+            <w:pPr>
+              <w:spacing w:before="20" w:after="20"/>
+            </w:pPr>
           </w:p>
           <w:p>
             <w:pPr>
@@ -6749,7 +6750,7 @@
                 <w:sz w:val="17"/>
                 <w:szCs w:val="17"/>
               </w:rPr>
-              <w:t xml:space="preserve">  &lt;p&gt;Zone: &lt;b&gt;AZ_HERE&lt;/b&gt;&lt;/p&gt;</w:t>
+              <w:t># Write custom webpage</w:t>
             </w:r>
           </w:p>
           <w:p>
@@ -6763,13 +6764,9 @@
                 <w:sz w:val="17"/>
                 <w:szCs w:val="17"/>
               </w:rPr>
-              <w:t xml:space="preserve">  &lt;p&gt;Refresh to see load balancing!&lt;/p&gt;</w:t>
-            </w:r>
-          </w:p>
-          <w:p>
-            <w:pPr>
-              <w:spacing w:before="20" w:after="20"/>
-            </w:pPr>
+              <w:t>cat &gt; /</w:t>
+            </w:r>
+            <w:proofErr w:type="spellStart"/>
             <w:r>
               <w:rPr>
                 <w:rFonts w:ascii="Courier New" w:eastAsia="Courier New" w:hAnsi="Courier New" w:cs="Courier New"/>
@@ -6777,13 +6774,9 @@
                 <w:sz w:val="17"/>
                 <w:szCs w:val="17"/>
               </w:rPr>
-              <w:t>&lt;/body&gt;&lt;/html&gt;</w:t>
-            </w:r>
-          </w:p>
-          <w:p>
-            <w:pPr>
-              <w:spacing w:before="20" w:after="20"/>
-            </w:pPr>
+              <w:t>usr</w:t>
+            </w:r>
+            <w:proofErr w:type="spellEnd"/>
             <w:r>
               <w:rPr>
                 <w:rFonts w:ascii="Courier New" w:eastAsia="Courier New" w:hAnsi="Courier New" w:cs="Courier New"/>
@@ -6791,13 +6784,8 @@
                 <w:sz w:val="17"/>
                 <w:szCs w:val="17"/>
               </w:rPr>
-              <w:t>HTMLEOF</w:t>
-            </w:r>
-          </w:p>
-          <w:p>
-            <w:pPr>
-              <w:spacing w:before="20" w:after="20"/>
-            </w:pPr>
+              <w:t>/share/nginx/html/index.html &lt;&lt; 'HTMLEOF'</w:t>
+            </w:r>
           </w:p>
           <w:p>
             <w:pPr>
@@ -6810,13 +6798,9 @@
                 <w:sz w:val="17"/>
                 <w:szCs w:val="17"/>
               </w:rPr>
-              <w:t># Replace placeholders with actual metadata</w:t>
-            </w:r>
-          </w:p>
-          <w:p>
-            <w:pPr>
-              <w:spacing w:before="20" w:after="20"/>
-            </w:pPr>
+              <w:t>&lt;html&gt;&lt;body style='</w:t>
+            </w:r>
+            <w:proofErr w:type="gramStart"/>
             <w:r>
               <w:rPr>
                 <w:rFonts w:ascii="Courier New" w:eastAsia="Courier New" w:hAnsi="Courier New" w:cs="Courier New"/>
@@ -6824,13 +6808,9 @@
                 <w:sz w:val="17"/>
                 <w:szCs w:val="17"/>
               </w:rPr>
-              <w:t>sed -i "s/INSTANCE_ID_HERE/$INSTANCE_ID/g" /usr/share/nginx/html/index.html</w:t>
-            </w:r>
-          </w:p>
-          <w:p>
-            <w:pPr>
-              <w:spacing w:before="20" w:after="20"/>
-            </w:pPr>
+              <w:t>background:#</w:t>
+            </w:r>
+            <w:proofErr w:type="gramEnd"/>
             <w:r>
               <w:rPr>
                 <w:rFonts w:ascii="Courier New" w:eastAsia="Courier New" w:hAnsi="Courier New" w:cs="Courier New"/>
@@ -6838,7 +6818,340 @@
                 <w:sz w:val="17"/>
                 <w:szCs w:val="17"/>
               </w:rPr>
-              <w:t>sed -i "s/AZ_HERE/$AZ/g" /usr/share/nginx/html/index.html</w:t>
+              <w:t>1a1a2</w:t>
+            </w:r>
+            <w:proofErr w:type="gramStart"/>
+            <w:r>
+              <w:rPr>
+                <w:rFonts w:ascii="Courier New" w:eastAsia="Courier New" w:hAnsi="Courier New" w:cs="Courier New"/>
+                <w:color w:val="A3E635"/>
+                <w:sz w:val="17"/>
+                <w:szCs w:val="17"/>
+              </w:rPr>
+              <w:t>e;color</w:t>
+            </w:r>
+            <w:proofErr w:type="gramEnd"/>
+            <w:r>
+              <w:rPr>
+                <w:rFonts w:ascii="Courier New" w:eastAsia="Courier New" w:hAnsi="Courier New" w:cs="Courier New"/>
+                <w:color w:val="A3E635"/>
+                <w:sz w:val="17"/>
+                <w:szCs w:val="17"/>
+              </w:rPr>
+              <w:t>:</w:t>
+            </w:r>
+            <w:proofErr w:type="gramStart"/>
+            <w:r>
+              <w:rPr>
+                <w:rFonts w:ascii="Courier New" w:eastAsia="Courier New" w:hAnsi="Courier New" w:cs="Courier New"/>
+                <w:color w:val="A3E635"/>
+                <w:sz w:val="17"/>
+                <w:szCs w:val="17"/>
+              </w:rPr>
+              <w:t>white;text</w:t>
+            </w:r>
+            <w:proofErr w:type="gramEnd"/>
+            <w:r>
+              <w:rPr>
+                <w:rFonts w:ascii="Courier New" w:eastAsia="Courier New" w:hAnsi="Courier New" w:cs="Courier New"/>
+                <w:color w:val="A3E635"/>
+                <w:sz w:val="17"/>
+                <w:szCs w:val="17"/>
+              </w:rPr>
+              <w:t>-</w:t>
+            </w:r>
+            <w:proofErr w:type="gramStart"/>
+            <w:r>
+              <w:rPr>
+                <w:rFonts w:ascii="Courier New" w:eastAsia="Courier New" w:hAnsi="Courier New" w:cs="Courier New"/>
+                <w:color w:val="A3E635"/>
+                <w:sz w:val="17"/>
+                <w:szCs w:val="17"/>
+              </w:rPr>
+              <w:t>align:center</w:t>
+            </w:r>
+            <w:proofErr w:type="gramEnd"/>
+            <w:r>
+              <w:rPr>
+                <w:rFonts w:ascii="Courier New" w:eastAsia="Courier New" w:hAnsi="Courier New" w:cs="Courier New"/>
+                <w:color w:val="A3E635"/>
+                <w:sz w:val="17"/>
+                <w:szCs w:val="17"/>
+              </w:rPr>
+              <w:t>;padding:60px'&gt;</w:t>
+            </w:r>
+          </w:p>
+          <w:p>
+            <w:pPr>
+              <w:spacing w:before="20" w:after="20"/>
+            </w:pPr>
+            <w:r>
+              <w:rPr>
+                <w:rFonts w:ascii="Courier New" w:eastAsia="Courier New" w:hAnsi="Courier New" w:cs="Courier New"/>
+                <w:color w:val="A3E635"/>
+                <w:sz w:val="17"/>
+                <w:szCs w:val="17"/>
+              </w:rPr>
+              <w:t xml:space="preserve">  &lt;h1&gt;</w:t>
+            </w:r>
+            <w:proofErr w:type="spellStart"/>
+            <w:r>
+              <w:rPr>
+                <w:rFonts w:ascii="Courier New" w:eastAsia="Courier New" w:hAnsi="Courier New" w:cs="Courier New"/>
+                <w:color w:val="A3E635"/>
+                <w:sz w:val="17"/>
+                <w:szCs w:val="17"/>
+              </w:rPr>
+              <w:t>CitiusCloud</w:t>
+            </w:r>
+            <w:proofErr w:type="spellEnd"/>
+            <w:r>
+              <w:rPr>
+                <w:rFonts w:ascii="Courier New" w:eastAsia="Courier New" w:hAnsi="Courier New" w:cs="Courier New"/>
+                <w:color w:val="A3E635"/>
+                <w:sz w:val="17"/>
+                <w:szCs w:val="17"/>
+              </w:rPr>
+              <w:t xml:space="preserve"> HA Web App&lt;/h1&gt;</w:t>
+            </w:r>
+          </w:p>
+          <w:p>
+            <w:pPr>
+              <w:spacing w:before="20" w:after="20"/>
+            </w:pPr>
+            <w:r>
+              <w:rPr>
+                <w:rFonts w:ascii="Courier New" w:eastAsia="Courier New" w:hAnsi="Courier New" w:cs="Courier New"/>
+                <w:color w:val="A3E635"/>
+                <w:sz w:val="17"/>
+                <w:szCs w:val="17"/>
+              </w:rPr>
+              <w:t xml:space="preserve">  &lt;p&gt;Instance: &lt;b&gt;INSTANCE_ID_HERE&lt;/b&gt;&lt;/p&gt;</w:t>
+            </w:r>
+          </w:p>
+          <w:p>
+            <w:pPr>
+              <w:spacing w:before="20" w:after="20"/>
+            </w:pPr>
+            <w:r>
+              <w:rPr>
+                <w:rFonts w:ascii="Courier New" w:eastAsia="Courier New" w:hAnsi="Courier New" w:cs="Courier New"/>
+                <w:color w:val="A3E635"/>
+                <w:sz w:val="17"/>
+                <w:szCs w:val="17"/>
+              </w:rPr>
+              <w:t xml:space="preserve">  &lt;p&gt;Zone: &lt;b&gt;AZ_HERE&lt;/b&gt;&lt;/p&gt;</w:t>
+            </w:r>
+          </w:p>
+          <w:p>
+            <w:pPr>
+              <w:spacing w:before="20" w:after="20"/>
+            </w:pPr>
+            <w:r>
+              <w:rPr>
+                <w:rFonts w:ascii="Courier New" w:eastAsia="Courier New" w:hAnsi="Courier New" w:cs="Courier New"/>
+                <w:color w:val="A3E635"/>
+                <w:sz w:val="17"/>
+                <w:szCs w:val="17"/>
+              </w:rPr>
+              <w:t xml:space="preserve">  &lt;p&gt;Refresh to see load </w:t>
+            </w:r>
+            <w:proofErr w:type="gramStart"/>
+            <w:r>
+              <w:rPr>
+                <w:rFonts w:ascii="Courier New" w:eastAsia="Courier New" w:hAnsi="Courier New" w:cs="Courier New"/>
+                <w:color w:val="A3E635"/>
+                <w:sz w:val="17"/>
+                <w:szCs w:val="17"/>
+              </w:rPr>
+              <w:t>balancing!&lt;</w:t>
+            </w:r>
+            <w:proofErr w:type="gramEnd"/>
+            <w:r>
+              <w:rPr>
+                <w:rFonts w:ascii="Courier New" w:eastAsia="Courier New" w:hAnsi="Courier New" w:cs="Courier New"/>
+                <w:color w:val="A3E635"/>
+                <w:sz w:val="17"/>
+                <w:szCs w:val="17"/>
+              </w:rPr>
+              <w:t>/p&gt;</w:t>
+            </w:r>
+          </w:p>
+          <w:p>
+            <w:pPr>
+              <w:spacing w:before="20" w:after="20"/>
+            </w:pPr>
+            <w:r>
+              <w:rPr>
+                <w:rFonts w:ascii="Courier New" w:eastAsia="Courier New" w:hAnsi="Courier New" w:cs="Courier New"/>
+                <w:color w:val="A3E635"/>
+                <w:sz w:val="17"/>
+                <w:szCs w:val="17"/>
+              </w:rPr>
+              <w:t>&lt;/body&gt;&lt;/html&gt;</w:t>
+            </w:r>
+          </w:p>
+          <w:p>
+            <w:pPr>
+              <w:spacing w:before="20" w:after="20"/>
+            </w:pPr>
+            <w:r>
+              <w:rPr>
+                <w:rFonts w:ascii="Courier New" w:eastAsia="Courier New" w:hAnsi="Courier New" w:cs="Courier New"/>
+                <w:color w:val="A3E635"/>
+                <w:sz w:val="17"/>
+                <w:szCs w:val="17"/>
+              </w:rPr>
+              <w:t>HTMLEOF</w:t>
+            </w:r>
+          </w:p>
+          <w:p>
+            <w:pPr>
+              <w:spacing w:before="20" w:after="20"/>
+            </w:pPr>
+          </w:p>
+          <w:p>
+            <w:pPr>
+              <w:spacing w:before="20" w:after="20"/>
+            </w:pPr>
+            <w:r>
+              <w:rPr>
+                <w:rFonts w:ascii="Courier New" w:eastAsia="Courier New" w:hAnsi="Courier New" w:cs="Courier New"/>
+                <w:color w:val="A3E635"/>
+                <w:sz w:val="17"/>
+                <w:szCs w:val="17"/>
+              </w:rPr>
+              <w:t># Replace placeholders with actual metadata</w:t>
+            </w:r>
+          </w:p>
+          <w:p>
+            <w:pPr>
+              <w:spacing w:before="20" w:after="20"/>
+            </w:pPr>
+            <w:proofErr w:type="spellStart"/>
+            <w:r>
+              <w:rPr>
+                <w:rFonts w:ascii="Courier New" w:eastAsia="Courier New" w:hAnsi="Courier New" w:cs="Courier New"/>
+                <w:color w:val="A3E635"/>
+                <w:sz w:val="17"/>
+                <w:szCs w:val="17"/>
+              </w:rPr>
+              <w:t>sed</w:t>
+            </w:r>
+            <w:proofErr w:type="spellEnd"/>
+            <w:r>
+              <w:rPr>
+                <w:rFonts w:ascii="Courier New" w:eastAsia="Courier New" w:hAnsi="Courier New" w:cs="Courier New"/>
+                <w:color w:val="A3E635"/>
+                <w:sz w:val="17"/>
+                <w:szCs w:val="17"/>
+              </w:rPr>
+              <w:t xml:space="preserve"> -</w:t>
+            </w:r>
+            <w:proofErr w:type="spellStart"/>
+            <w:r>
+              <w:rPr>
+                <w:rFonts w:ascii="Courier New" w:eastAsia="Courier New" w:hAnsi="Courier New" w:cs="Courier New"/>
+                <w:color w:val="A3E635"/>
+                <w:sz w:val="17"/>
+                <w:szCs w:val="17"/>
+              </w:rPr>
+              <w:t>i</w:t>
+            </w:r>
+            <w:proofErr w:type="spellEnd"/>
+            <w:r>
+              <w:rPr>
+                <w:rFonts w:ascii="Courier New" w:eastAsia="Courier New" w:hAnsi="Courier New" w:cs="Courier New"/>
+                <w:color w:val="A3E635"/>
+                <w:sz w:val="17"/>
+                <w:szCs w:val="17"/>
+              </w:rPr>
+              <w:t xml:space="preserve"> "s/INSTANCE_ID_HERE/$INSTANCE_ID/g" /</w:t>
+            </w:r>
+            <w:proofErr w:type="spellStart"/>
+            <w:r>
+              <w:rPr>
+                <w:rFonts w:ascii="Courier New" w:eastAsia="Courier New" w:hAnsi="Courier New" w:cs="Courier New"/>
+                <w:color w:val="A3E635"/>
+                <w:sz w:val="17"/>
+                <w:szCs w:val="17"/>
+              </w:rPr>
+              <w:t>usr</w:t>
+            </w:r>
+            <w:proofErr w:type="spellEnd"/>
+            <w:r>
+              <w:rPr>
+                <w:rFonts w:ascii="Courier New" w:eastAsia="Courier New" w:hAnsi="Courier New" w:cs="Courier New"/>
+                <w:color w:val="A3E635"/>
+                <w:sz w:val="17"/>
+                <w:szCs w:val="17"/>
+              </w:rPr>
+              <w:t>/share/nginx/html/index.html</w:t>
+            </w:r>
+          </w:p>
+          <w:p>
+            <w:pPr>
+              <w:spacing w:before="20" w:after="20"/>
+            </w:pPr>
+            <w:proofErr w:type="spellStart"/>
+            <w:r>
+              <w:rPr>
+                <w:rFonts w:ascii="Courier New" w:eastAsia="Courier New" w:hAnsi="Courier New" w:cs="Courier New"/>
+                <w:color w:val="A3E635"/>
+                <w:sz w:val="17"/>
+                <w:szCs w:val="17"/>
+              </w:rPr>
+              <w:t>sed</w:t>
+            </w:r>
+            <w:proofErr w:type="spellEnd"/>
+            <w:r>
+              <w:rPr>
+                <w:rFonts w:ascii="Courier New" w:eastAsia="Courier New" w:hAnsi="Courier New" w:cs="Courier New"/>
+                <w:color w:val="A3E635"/>
+                <w:sz w:val="17"/>
+                <w:szCs w:val="17"/>
+              </w:rPr>
+              <w:t xml:space="preserve"> -</w:t>
+            </w:r>
+            <w:proofErr w:type="spellStart"/>
+            <w:r>
+              <w:rPr>
+                <w:rFonts w:ascii="Courier New" w:eastAsia="Courier New" w:hAnsi="Courier New" w:cs="Courier New"/>
+                <w:color w:val="A3E635"/>
+                <w:sz w:val="17"/>
+                <w:szCs w:val="17"/>
+              </w:rPr>
+              <w:t>i</w:t>
+            </w:r>
+            <w:proofErr w:type="spellEnd"/>
+            <w:r>
+              <w:rPr>
+                <w:rFonts w:ascii="Courier New" w:eastAsia="Courier New" w:hAnsi="Courier New" w:cs="Courier New"/>
+                <w:color w:val="A3E635"/>
+                <w:sz w:val="17"/>
+                <w:szCs w:val="17"/>
+              </w:rPr>
+              <w:t xml:space="preserve"> "s/AZ_HERE/$AZ/g" /</w:t>
+            </w:r>
+            <w:proofErr w:type="spellStart"/>
+            <w:r>
+              <w:rPr>
+                <w:rFonts w:ascii="Courier New" w:eastAsia="Courier New" w:hAnsi="Courier New" w:cs="Courier New"/>
+                <w:color w:val="A3E635"/>
+                <w:sz w:val="17"/>
+                <w:szCs w:val="17"/>
+              </w:rPr>
+              <w:t>usr</w:t>
+            </w:r>
+            <w:proofErr w:type="spellEnd"/>
+            <w:r>
+              <w:rPr>
+                <w:rFonts w:ascii="Courier New" w:eastAsia="Courier New" w:hAnsi="Courier New" w:cs="Courier New"/>
+                <w:color w:val="A3E635"/>
+                <w:sz w:val="17"/>
+                <w:szCs w:val="17"/>
+              </w:rPr>
+              <w:t>/share/nginx/html/index.html</w:t>
             </w:r>
           </w:p>
         </w:tc>
@@ -6869,7 +7182,21 @@
         <w:rPr>
           <w:color w:val="374151"/>
         </w:rPr>
-        <w:t>The ALB distributes incoming HTTP traffic across EC2 instances in both Availability Zones. It is deployed in the public subnets and forwards traffic to the intern-tg target group.</w:t>
+        <w:t>The ALB distributes incoming HTTP traffic across EC2 instances in both Availability Zones. It is deployed in the public subnets and forwards traffic to the intern-</w:t>
+      </w:r>
+      <w:proofErr w:type="spellStart"/>
+      <w:r>
+        <w:rPr>
+          <w:color w:val="374151"/>
+        </w:rPr>
+        <w:t>tg</w:t>
+      </w:r>
+      <w:proofErr w:type="spellEnd"/>
+      <w:r>
+        <w:rPr>
+          <w:color w:val="374151"/>
+        </w:rPr>
+        <w:t xml:space="preserve"> target group.</w:t>
       </w:r>
     </w:p>
     <w:p/>
@@ -6915,12 +7242,6 @@
         <w:gridCol w:w="6560"/>
       </w:tblGrid>
       <w:tr>
-        <w:tblPrEx>
-          <w:tblCellMar>
-            <w:top w:w="0" w:type="dxa"/>
-            <w:bottom w:w="0" w:type="dxa"/>
-          </w:tblCellMar>
-        </w:tblPrEx>
         <w:tc>
           <w:tcPr>
             <w:tcW w:w="2800" w:type="dxa"/>
@@ -6977,18 +7298,22 @@
                 <w:sz w:val="19"/>
                 <w:szCs w:val="19"/>
               </w:rPr>
-              <w:t>intern-tg</w:t>
-            </w:r>
+              <w:t>intern-</w:t>
+            </w:r>
+            <w:proofErr w:type="spellStart"/>
+            <w:r>
+              <w:rPr>
+                <w:color w:val="111827"/>
+                <w:sz w:val="19"/>
+                <w:szCs w:val="19"/>
+              </w:rPr>
+              <w:t>tg</w:t>
+            </w:r>
+            <w:proofErr w:type="spellEnd"/>
           </w:p>
         </w:tc>
       </w:tr>
       <w:tr>
-        <w:tblPrEx>
-          <w:tblCellMar>
-            <w:top w:w="0" w:type="dxa"/>
-            <w:bottom w:w="0" w:type="dxa"/>
-          </w:tblCellMar>
-        </w:tblPrEx>
         <w:tc>
           <w:tcPr>
             <w:tcW w:w="2800" w:type="dxa"/>
@@ -7051,12 +7376,6 @@
         </w:tc>
       </w:tr>
       <w:tr>
-        <w:tblPrEx>
-          <w:tblCellMar>
-            <w:top w:w="0" w:type="dxa"/>
-            <w:bottom w:w="0" w:type="dxa"/>
-          </w:tblCellMar>
-        </w:tblPrEx>
         <w:tc>
           <w:tcPr>
             <w:tcW w:w="2800" w:type="dxa"/>
@@ -7119,12 +7438,6 @@
         </w:tc>
       </w:tr>
       <w:tr>
-        <w:tblPrEx>
-          <w:tblCellMar>
-            <w:top w:w="0" w:type="dxa"/>
-            <w:bottom w:w="0" w:type="dxa"/>
-          </w:tblCellMar>
-        </w:tblPrEx>
         <w:tc>
           <w:tcPr>
             <w:tcW w:w="2800" w:type="dxa"/>
@@ -7187,12 +7500,6 @@
         </w:tc>
       </w:tr>
       <w:tr>
-        <w:tblPrEx>
-          <w:tblCellMar>
-            <w:top w:w="0" w:type="dxa"/>
-            <w:bottom w:w="0" w:type="dxa"/>
-          </w:tblCellMar>
-        </w:tblPrEx>
         <w:tc>
           <w:tcPr>
             <w:tcW w:w="2800" w:type="dxa"/>
@@ -7249,18 +7556,22 @@
                 <w:sz w:val="19"/>
                 <w:szCs w:val="19"/>
               </w:rPr>
-              <w:t>intern-vpc</w:t>
-            </w:r>
+              <w:t>intern-</w:t>
+            </w:r>
+            <w:proofErr w:type="spellStart"/>
+            <w:r>
+              <w:rPr>
+                <w:color w:val="111827"/>
+                <w:sz w:val="19"/>
+                <w:szCs w:val="19"/>
+              </w:rPr>
+              <w:t>vpc</w:t>
+            </w:r>
+            <w:proofErr w:type="spellEnd"/>
           </w:p>
         </w:tc>
       </w:tr>
       <w:tr>
-        <w:tblPrEx>
-          <w:tblCellMar>
-            <w:top w:w="0" w:type="dxa"/>
-            <w:bottom w:w="0" w:type="dxa"/>
-          </w:tblCellMar>
-        </w:tblPrEx>
         <w:tc>
           <w:tcPr>
             <w:tcW w:w="2800" w:type="dxa"/>
@@ -7323,12 +7634,6 @@
         </w:tc>
       </w:tr>
       <w:tr>
-        <w:tblPrEx>
-          <w:tblCellMar>
-            <w:top w:w="0" w:type="dxa"/>
-            <w:bottom w:w="0" w:type="dxa"/>
-          </w:tblCellMar>
-        </w:tblPrEx>
         <w:tc>
           <w:tcPr>
             <w:tcW w:w="2800" w:type="dxa"/>
@@ -7391,12 +7696,6 @@
         </w:tc>
       </w:tr>
       <w:tr>
-        <w:tblPrEx>
-          <w:tblCellMar>
-            <w:top w:w="0" w:type="dxa"/>
-            <w:bottom w:w="0" w:type="dxa"/>
-          </w:tblCellMar>
-        </w:tblPrEx>
         <w:tc>
           <w:tcPr>
             <w:tcW w:w="2800" w:type="dxa"/>
@@ -7459,12 +7758,6 @@
         </w:tc>
       </w:tr>
       <w:tr>
-        <w:tblPrEx>
-          <w:tblCellMar>
-            <w:top w:w="0" w:type="dxa"/>
-            <w:bottom w:w="0" w:type="dxa"/>
-          </w:tblCellMar>
-        </w:tblPrEx>
         <w:tc>
           <w:tcPr>
             <w:tcW w:w="2800" w:type="dxa"/>
@@ -7527,12 +7820,6 @@
         </w:tc>
       </w:tr>
       <w:tr>
-        <w:tblPrEx>
-          <w:tblCellMar>
-            <w:top w:w="0" w:type="dxa"/>
-            <w:bottom w:w="0" w:type="dxa"/>
-          </w:tblCellMar>
-        </w:tblPrEx>
         <w:tc>
           <w:tcPr>
             <w:tcW w:w="2800" w:type="dxa"/>
@@ -7595,12 +7882,6 @@
         </w:tc>
       </w:tr>
       <w:tr>
-        <w:tblPrEx>
-          <w:tblCellMar>
-            <w:top w:w="0" w:type="dxa"/>
-            <w:bottom w:w="0" w:type="dxa"/>
-          </w:tblCellMar>
-        </w:tblPrEx>
         <w:tc>
           <w:tcPr>
             <w:tcW w:w="2800" w:type="dxa"/>
@@ -7651,13 +7932,59 @@
             <w:vAlign w:val="center"/>
           </w:tcPr>
           <w:p>
-            <w:r>
-              <w:rPr>
-                <w:color w:val="111827"/>
-                <w:sz w:val="19"/>
-                <w:szCs w:val="19"/>
-              </w:rPr>
-              <w:t>arn:aws:elasticloadbalancing:ap-south-1:361809382195:targetgroup/intern-tg/a5b8432a0fd8d954</w:t>
+            <w:proofErr w:type="gramStart"/>
+            <w:r>
+              <w:rPr>
+                <w:color w:val="111827"/>
+                <w:sz w:val="19"/>
+                <w:szCs w:val="19"/>
+              </w:rPr>
+              <w:t>arn:aws</w:t>
+            </w:r>
+            <w:proofErr w:type="gramEnd"/>
+            <w:r>
+              <w:rPr>
+                <w:color w:val="111827"/>
+                <w:sz w:val="19"/>
+                <w:szCs w:val="19"/>
+              </w:rPr>
+              <w:t>:</w:t>
+            </w:r>
+            <w:proofErr w:type="gramStart"/>
+            <w:r>
+              <w:rPr>
+                <w:color w:val="111827"/>
+                <w:sz w:val="19"/>
+                <w:szCs w:val="19"/>
+              </w:rPr>
+              <w:t>elasticloadbalancing:ap</w:t>
+            </w:r>
+            <w:proofErr w:type="gramEnd"/>
+            <w:r>
+              <w:rPr>
+                <w:color w:val="111827"/>
+                <w:sz w:val="19"/>
+                <w:szCs w:val="19"/>
+              </w:rPr>
+              <w:t>-south-</w:t>
+            </w:r>
+            <w:proofErr w:type="gramStart"/>
+            <w:r>
+              <w:rPr>
+                <w:color w:val="111827"/>
+                <w:sz w:val="19"/>
+                <w:szCs w:val="19"/>
+              </w:rPr>
+              <w:t>1:361809382195:targetgroup</w:t>
+            </w:r>
+            <w:proofErr w:type="gramEnd"/>
+            <w:r>
+              <w:rPr>
+                <w:color w:val="111827"/>
+                <w:sz w:val="19"/>
+                <w:szCs w:val="19"/>
+              </w:rPr>
+              <w:t>/intern-tg/a5b8432a0fd8d954</w:t>
             </w:r>
           </w:p>
         </w:tc>
@@ -7685,12 +8012,6 @@
         <w:gridCol w:w="9360"/>
       </w:tblGrid>
       <w:tr>
-        <w:tblPrEx>
-          <w:tblCellMar>
-            <w:top w:w="0" w:type="dxa"/>
-            <w:bottom w:w="0" w:type="dxa"/>
-          </w:tblCellMar>
-        </w:tblPrEx>
         <w:tc>
           <w:tcPr>
             <w:tcW w:w="9360" w:type="dxa"/>
@@ -7722,12 +8043,6 @@
         </w:tc>
       </w:tr>
       <w:tr>
-        <w:tblPrEx>
-          <w:tblCellMar>
-            <w:top w:w="0" w:type="dxa"/>
-            <w:bottom w:w="0" w:type="dxa"/>
-          </w:tblCellMar>
-        </w:tblPrEx>
         <w:tc>
           <w:tcPr>
             <w:tcW w:w="9360" w:type="dxa"/>
@@ -7759,12 +8074,6 @@
         </w:tc>
       </w:tr>
       <w:tr>
-        <w:tblPrEx>
-          <w:tblCellMar>
-            <w:top w:w="0" w:type="dxa"/>
-            <w:bottom w:w="0" w:type="dxa"/>
-          </w:tblCellMar>
-        </w:tblPrEx>
         <w:tc>
           <w:tcPr>
             <w:tcW w:w="9360" w:type="dxa"/>
@@ -7796,12 +8105,6 @@
         </w:tc>
       </w:tr>
       <w:tr>
-        <w:tblPrEx>
-          <w:tblCellMar>
-            <w:top w:w="0" w:type="dxa"/>
-            <w:bottom w:w="0" w:type="dxa"/>
-          </w:tblCellMar>
-        </w:tblPrEx>
         <w:tc>
           <w:tcPr>
             <w:tcW w:w="9360" w:type="dxa"/>
@@ -7876,12 +8179,6 @@
         <w:gridCol w:w="6560"/>
       </w:tblGrid>
       <w:tr>
-        <w:tblPrEx>
-          <w:tblCellMar>
-            <w:top w:w="0" w:type="dxa"/>
-            <w:bottom w:w="0" w:type="dxa"/>
-          </w:tblCellMar>
-        </w:tblPrEx>
         <w:tc>
           <w:tcPr>
             <w:tcW w:w="2800" w:type="dxa"/>
@@ -7938,18 +8235,22 @@
                 <w:sz w:val="19"/>
                 <w:szCs w:val="19"/>
               </w:rPr>
-              <w:t>intern-alb</w:t>
-            </w:r>
+              <w:t>intern-</w:t>
+            </w:r>
+            <w:proofErr w:type="spellStart"/>
+            <w:r>
+              <w:rPr>
+                <w:color w:val="111827"/>
+                <w:sz w:val="19"/>
+                <w:szCs w:val="19"/>
+              </w:rPr>
+              <w:t>alb</w:t>
+            </w:r>
+            <w:proofErr w:type="spellEnd"/>
           </w:p>
         </w:tc>
       </w:tr>
       <w:tr>
-        <w:tblPrEx>
-          <w:tblCellMar>
-            <w:top w:w="0" w:type="dxa"/>
-            <w:bottom w:w="0" w:type="dxa"/>
-          </w:tblCellMar>
-        </w:tblPrEx>
         <w:tc>
           <w:tcPr>
             <w:tcW w:w="2800" w:type="dxa"/>
@@ -8012,12 +8313,6 @@
         </w:tc>
       </w:tr>
       <w:tr>
-        <w:tblPrEx>
-          <w:tblCellMar>
-            <w:top w:w="0" w:type="dxa"/>
-            <w:bottom w:w="0" w:type="dxa"/>
-          </w:tblCellMar>
-        </w:tblPrEx>
         <w:tc>
           <w:tcPr>
             <w:tcW w:w="2800" w:type="dxa"/>
@@ -8080,12 +8375,6 @@
         </w:tc>
       </w:tr>
       <w:tr>
-        <w:tblPrEx>
-          <w:tblCellMar>
-            <w:top w:w="0" w:type="dxa"/>
-            <w:bottom w:w="0" w:type="dxa"/>
-          </w:tblCellMar>
-        </w:tblPrEx>
         <w:tc>
           <w:tcPr>
             <w:tcW w:w="2800" w:type="dxa"/>
@@ -8148,12 +8437,6 @@
         </w:tc>
       </w:tr>
       <w:tr>
-        <w:tblPrEx>
-          <w:tblCellMar>
-            <w:top w:w="0" w:type="dxa"/>
-            <w:bottom w:w="0" w:type="dxa"/>
-          </w:tblCellMar>
-        </w:tblPrEx>
         <w:tc>
           <w:tcPr>
             <w:tcW w:w="2800" w:type="dxa"/>
@@ -8216,12 +8499,6 @@
         </w:tc>
       </w:tr>
       <w:tr>
-        <w:tblPrEx>
-          <w:tblCellMar>
-            <w:top w:w="0" w:type="dxa"/>
-            <w:bottom w:w="0" w:type="dxa"/>
-          </w:tblCellMar>
-        </w:tblPrEx>
         <w:tc>
           <w:tcPr>
             <w:tcW w:w="2800" w:type="dxa"/>
@@ -8284,12 +8561,6 @@
         </w:tc>
       </w:tr>
       <w:tr>
-        <w:tblPrEx>
-          <w:tblCellMar>
-            <w:top w:w="0" w:type="dxa"/>
-            <w:bottom w:w="0" w:type="dxa"/>
-          </w:tblCellMar>
-        </w:tblPrEx>
         <w:tc>
           <w:tcPr>
             <w:tcW w:w="2800" w:type="dxa"/>
@@ -8340,24 +8611,28 @@
             <w:vAlign w:val="center"/>
           </w:tcPr>
           <w:p>
-            <w:r>
-              <w:rPr>
-                <w:color w:val="111827"/>
-                <w:sz w:val="19"/>
-                <w:szCs w:val="19"/>
-              </w:rPr>
-              <w:t>alb-sg (remove default)</w:t>
+            <w:proofErr w:type="spellStart"/>
+            <w:r>
+              <w:rPr>
+                <w:color w:val="111827"/>
+                <w:sz w:val="19"/>
+                <w:szCs w:val="19"/>
+              </w:rPr>
+              <w:t>alb</w:t>
+            </w:r>
+            <w:proofErr w:type="spellEnd"/>
+            <w:r>
+              <w:rPr>
+                <w:color w:val="111827"/>
+                <w:sz w:val="19"/>
+                <w:szCs w:val="19"/>
+              </w:rPr>
+              <w:t>-sg (remove default)</w:t>
             </w:r>
           </w:p>
         </w:tc>
       </w:tr>
       <w:tr>
-        <w:tblPrEx>
-          <w:tblCellMar>
-            <w:top w:w="0" w:type="dxa"/>
-            <w:bottom w:w="0" w:type="dxa"/>
-          </w:tblCellMar>
-        </w:tblPrEx>
         <w:tc>
           <w:tcPr>
             <w:tcW w:w="2800" w:type="dxa"/>
@@ -8414,18 +8689,22 @@
                 <w:sz w:val="19"/>
                 <w:szCs w:val="19"/>
               </w:rPr>
-              <w:t>HTTP:80 → Forward to intern-tg</w:t>
-            </w:r>
+              <w:t>HTTP:80 → Forward to intern-</w:t>
+            </w:r>
+            <w:proofErr w:type="spellStart"/>
+            <w:r>
+              <w:rPr>
+                <w:color w:val="111827"/>
+                <w:sz w:val="19"/>
+                <w:szCs w:val="19"/>
+              </w:rPr>
+              <w:t>tg</w:t>
+            </w:r>
+            <w:proofErr w:type="spellEnd"/>
           </w:p>
         </w:tc>
       </w:tr>
       <w:tr>
-        <w:tblPrEx>
-          <w:tblCellMar>
-            <w:top w:w="0" w:type="dxa"/>
-            <w:bottom w:w="0" w:type="dxa"/>
-          </w:tblCellMar>
-        </w:tblPrEx>
         <w:tc>
           <w:tcPr>
             <w:tcW w:w="2800" w:type="dxa"/>
@@ -8488,12 +8767,6 @@
         </w:tc>
       </w:tr>
       <w:tr>
-        <w:tblPrEx>
-          <w:tblCellMar>
-            <w:top w:w="0" w:type="dxa"/>
-            <w:bottom w:w="0" w:type="dxa"/>
-          </w:tblCellMar>
-        </w:tblPrEx>
         <w:tc>
           <w:tcPr>
             <w:tcW w:w="2800" w:type="dxa"/>
@@ -8627,7 +8900,35 @@
         <w:rPr>
           <w:color w:val="374151"/>
         </w:rPr>
-        <w:t>Name: intern-asg | Launch template: intern-lt → Next</w:t>
+        <w:t>Name: intern-</w:t>
+      </w:r>
+      <w:proofErr w:type="spellStart"/>
+      <w:r>
+        <w:rPr>
+          <w:color w:val="374151"/>
+        </w:rPr>
+        <w:t>asg</w:t>
+      </w:r>
+      <w:proofErr w:type="spellEnd"/>
+      <w:r>
+        <w:rPr>
+          <w:color w:val="374151"/>
+        </w:rPr>
+        <w:t xml:space="preserve"> | Launch template: intern-</w:t>
+      </w:r>
+      <w:proofErr w:type="spellStart"/>
+      <w:r>
+        <w:rPr>
+          <w:color w:val="374151"/>
+        </w:rPr>
+        <w:t>lt</w:t>
+      </w:r>
+      <w:proofErr w:type="spellEnd"/>
+      <w:r>
+        <w:rPr>
+          <w:color w:val="374151"/>
+        </w:rPr>
+        <w:t xml:space="preserve"> → Next</w:t>
       </w:r>
     </w:p>
     <w:p>
@@ -8643,7 +8944,21 @@
         <w:rPr>
           <w:color w:val="374151"/>
         </w:rPr>
-        <w:t>VPC: intern-vpc | Subnets: select private-subnet-1 AND private-subnet-2 → Next</w:t>
+        <w:t>VPC: intern-</w:t>
+      </w:r>
+      <w:proofErr w:type="spellStart"/>
+      <w:r>
+        <w:rPr>
+          <w:color w:val="374151"/>
+        </w:rPr>
+        <w:t>vpc</w:t>
+      </w:r>
+      <w:proofErr w:type="spellEnd"/>
+      <w:r>
+        <w:rPr>
+          <w:color w:val="374151"/>
+        </w:rPr>
+        <w:t xml:space="preserve"> | Subnets: select private-subnet-1 AND private-subnet-2 → Next</w:t>
       </w:r>
     </w:p>
     <w:p>
@@ -8659,8 +8974,16 @@
         <w:rPr>
           <w:color w:val="374151"/>
         </w:rPr>
-        <w:t>Load balancing: Attach to existing load balancer → intern-tg</w:t>
-      </w:r>
+        <w:t>Load balancing: Attach to existing load balancer → intern-</w:t>
+      </w:r>
+      <w:proofErr w:type="spellStart"/>
+      <w:r>
+        <w:rPr>
+          <w:color w:val="374151"/>
+        </w:rPr>
+        <w:t>tg</w:t>
+      </w:r>
+      <w:proofErr w:type="spellEnd"/>
     </w:p>
     <w:p>
       <w:pPr>
@@ -8717,12 +9040,6 @@
         <w:gridCol w:w="6560"/>
       </w:tblGrid>
       <w:tr>
-        <w:tblPrEx>
-          <w:tblCellMar>
-            <w:top w:w="0" w:type="dxa"/>
-            <w:bottom w:w="0" w:type="dxa"/>
-          </w:tblCellMar>
-        </w:tblPrEx>
         <w:tc>
           <w:tcPr>
             <w:tcW w:w="2800" w:type="dxa"/>
@@ -8779,18 +9096,22 @@
                 <w:sz w:val="19"/>
                 <w:szCs w:val="19"/>
               </w:rPr>
-              <w:t>intern-asg</w:t>
-            </w:r>
+              <w:t>intern-</w:t>
+            </w:r>
+            <w:proofErr w:type="spellStart"/>
+            <w:r>
+              <w:rPr>
+                <w:color w:val="111827"/>
+                <w:sz w:val="19"/>
+                <w:szCs w:val="19"/>
+              </w:rPr>
+              <w:t>asg</w:t>
+            </w:r>
+            <w:proofErr w:type="spellEnd"/>
           </w:p>
         </w:tc>
       </w:tr>
       <w:tr>
-        <w:tblPrEx>
-          <w:tblCellMar>
-            <w:top w:w="0" w:type="dxa"/>
-            <w:bottom w:w="0" w:type="dxa"/>
-          </w:tblCellMar>
-        </w:tblPrEx>
         <w:tc>
           <w:tcPr>
             <w:tcW w:w="2800" w:type="dxa"/>
@@ -8847,18 +9168,22 @@
                 <w:sz w:val="19"/>
                 <w:szCs w:val="19"/>
               </w:rPr>
-              <w:t>intern-lt</w:t>
-            </w:r>
+              <w:t>intern-</w:t>
+            </w:r>
+            <w:proofErr w:type="spellStart"/>
+            <w:r>
+              <w:rPr>
+                <w:color w:val="111827"/>
+                <w:sz w:val="19"/>
+                <w:szCs w:val="19"/>
+              </w:rPr>
+              <w:t>lt</w:t>
+            </w:r>
+            <w:proofErr w:type="spellEnd"/>
           </w:p>
         </w:tc>
       </w:tr>
       <w:tr>
-        <w:tblPrEx>
-          <w:tblCellMar>
-            <w:top w:w="0" w:type="dxa"/>
-            <w:bottom w:w="0" w:type="dxa"/>
-          </w:tblCellMar>
-        </w:tblPrEx>
         <w:tc>
           <w:tcPr>
             <w:tcW w:w="2800" w:type="dxa"/>
@@ -8921,12 +9246,6 @@
         </w:tc>
       </w:tr>
       <w:tr>
-        <w:tblPrEx>
-          <w:tblCellMar>
-            <w:top w:w="0" w:type="dxa"/>
-            <w:bottom w:w="0" w:type="dxa"/>
-          </w:tblCellMar>
-        </w:tblPrEx>
         <w:tc>
           <w:tcPr>
             <w:tcW w:w="2800" w:type="dxa"/>
@@ -8989,12 +9308,6 @@
         </w:tc>
       </w:tr>
       <w:tr>
-        <w:tblPrEx>
-          <w:tblCellMar>
-            <w:top w:w="0" w:type="dxa"/>
-            <w:bottom w:w="0" w:type="dxa"/>
-          </w:tblCellMar>
-        </w:tblPrEx>
         <w:tc>
           <w:tcPr>
             <w:tcW w:w="2800" w:type="dxa"/>
@@ -9057,12 +9370,6 @@
         </w:tc>
       </w:tr>
       <w:tr>
-        <w:tblPrEx>
-          <w:tblCellMar>
-            <w:top w:w="0" w:type="dxa"/>
-            <w:bottom w:w="0" w:type="dxa"/>
-          </w:tblCellMar>
-        </w:tblPrEx>
         <w:tc>
           <w:tcPr>
             <w:tcW w:w="2800" w:type="dxa"/>
@@ -9125,12 +9432,6 @@
         </w:tc>
       </w:tr>
       <w:tr>
-        <w:tblPrEx>
-          <w:tblCellMar>
-            <w:top w:w="0" w:type="dxa"/>
-            <w:bottom w:w="0" w:type="dxa"/>
-          </w:tblCellMar>
-        </w:tblPrEx>
         <w:tc>
           <w:tcPr>
             <w:tcW w:w="2800" w:type="dxa"/>
@@ -9187,18 +9488,22 @@
                 <w:sz w:val="19"/>
                 <w:szCs w:val="19"/>
               </w:rPr>
-              <w:t>intern-tg</w:t>
-            </w:r>
+              <w:t>intern-</w:t>
+            </w:r>
+            <w:proofErr w:type="spellStart"/>
+            <w:r>
+              <w:rPr>
+                <w:color w:val="111827"/>
+                <w:sz w:val="19"/>
+                <w:szCs w:val="19"/>
+              </w:rPr>
+              <w:t>tg</w:t>
+            </w:r>
+            <w:proofErr w:type="spellEnd"/>
           </w:p>
         </w:tc>
       </w:tr>
       <w:tr>
-        <w:tblPrEx>
-          <w:tblCellMar>
-            <w:top w:w="0" w:type="dxa"/>
-            <w:bottom w:w="0" w:type="dxa"/>
-          </w:tblCellMar>
-        </w:tblPrEx>
         <w:tc>
           <w:tcPr>
             <w:tcW w:w="2800" w:type="dxa"/>
@@ -9261,12 +9566,6 @@
         </w:tc>
       </w:tr>
       <w:tr>
-        <w:tblPrEx>
-          <w:tblCellMar>
-            <w:top w:w="0" w:type="dxa"/>
-            <w:bottom w:w="0" w:type="dxa"/>
-          </w:tblCellMar>
-        </w:tblPrEx>
         <w:tc>
           <w:tcPr>
             <w:tcW w:w="2800" w:type="dxa"/>
@@ -9351,12 +9650,6 @@
         <w:gridCol w:w="9360"/>
       </w:tblGrid>
       <w:tr>
-        <w:tblPrEx>
-          <w:tblCellMar>
-            <w:top w:w="0" w:type="dxa"/>
-            <w:bottom w:w="0" w:type="dxa"/>
-          </w:tblCellMar>
-        </w:tblPrEx>
         <w:tc>
           <w:tcPr>
             <w:tcW w:w="9360" w:type="dxa"/>
@@ -9388,12 +9681,6 @@
         </w:tc>
       </w:tr>
       <w:tr>
-        <w:tblPrEx>
-          <w:tblCellMar>
-            <w:top w:w="0" w:type="dxa"/>
-            <w:bottom w:w="0" w:type="dxa"/>
-          </w:tblCellMar>
-        </w:tblPrEx>
         <w:tc>
           <w:tcPr>
             <w:tcW w:w="9360" w:type="dxa"/>
@@ -9425,12 +9712,6 @@
         </w:tc>
       </w:tr>
       <w:tr>
-        <w:tblPrEx>
-          <w:tblCellMar>
-            <w:top w:w="0" w:type="dxa"/>
-            <w:bottom w:w="0" w:type="dxa"/>
-          </w:tblCellMar>
-        </w:tblPrEx>
         <w:tc>
           <w:tcPr>
             <w:tcW w:w="9360" w:type="dxa"/>
@@ -9462,12 +9743,6 @@
         </w:tc>
       </w:tr>
       <w:tr>
-        <w:tblPrEx>
-          <w:tblCellMar>
-            <w:top w:w="0" w:type="dxa"/>
-            <w:bottom w:w="0" w:type="dxa"/>
-          </w:tblCellMar>
-        </w:tblPrEx>
         <w:tc>
           <w:tcPr>
             <w:tcW w:w="9360" w:type="dxa"/>
@@ -9493,18 +9768,30 @@
                 <w:sz w:val="19"/>
                 <w:szCs w:val="19"/>
               </w:rPr>
-              <w:t>Go to Target Groups → intern-tg → Targets — both should show Healthy</w:t>
+              <w:t>Go to Target Groups → intern-</w:t>
+            </w:r>
+            <w:proofErr w:type="spellStart"/>
+            <w:r>
+              <w:rPr>
+                <w:color w:val="111827"/>
+                <w:sz w:val="19"/>
+                <w:szCs w:val="19"/>
+              </w:rPr>
+              <w:t>tg</w:t>
+            </w:r>
+            <w:proofErr w:type="spellEnd"/>
+            <w:r>
+              <w:rPr>
+                <w:color w:val="111827"/>
+                <w:sz w:val="19"/>
+                <w:szCs w:val="19"/>
+              </w:rPr>
+              <w:t xml:space="preserve"> → Targets — both should show Healthy</w:t>
             </w:r>
           </w:p>
         </w:tc>
       </w:tr>
       <w:tr>
-        <w:tblPrEx>
-          <w:tblCellMar>
-            <w:top w:w="0" w:type="dxa"/>
-            <w:bottom w:w="0" w:type="dxa"/>
-          </w:tblCellMar>
-        </w:tblPrEx>
         <w:tc>
           <w:tcPr>
             <w:tcW w:w="9360" w:type="dxa"/>
@@ -9589,12 +9876,6 @@
         <w:gridCol w:w="1960"/>
       </w:tblGrid>
       <w:tr>
-        <w:tblPrEx>
-          <w:tblCellMar>
-            <w:top w:w="0" w:type="dxa"/>
-            <w:bottom w:w="0" w:type="dxa"/>
-          </w:tblCellMar>
-        </w:tblPrEx>
         <w:tc>
           <w:tcPr>
             <w:tcW w:w="400" w:type="dxa"/>
@@ -9721,12 +10002,6 @@
         </w:tc>
       </w:tr>
       <w:tr>
-        <w:tblPrEx>
-          <w:tblCellMar>
-            <w:top w:w="0" w:type="dxa"/>
-            <w:bottom w:w="0" w:type="dxa"/>
-          </w:tblCellMar>
-        </w:tblPrEx>
         <w:tc>
           <w:tcPr>
             <w:tcW w:w="400" w:type="dxa"/>
@@ -9853,12 +10128,6 @@
         </w:tc>
       </w:tr>
       <w:tr>
-        <w:tblPrEx>
-          <w:tblCellMar>
-            <w:top w:w="0" w:type="dxa"/>
-            <w:bottom w:w="0" w:type="dxa"/>
-          </w:tblCellMar>
-        </w:tblPrEx>
         <w:tc>
           <w:tcPr>
             <w:tcW w:w="400" w:type="dxa"/>
@@ -9985,12 +10254,6 @@
         </w:tc>
       </w:tr>
       <w:tr>
-        <w:tblPrEx>
-          <w:tblCellMar>
-            <w:top w:w="0" w:type="dxa"/>
-            <w:bottom w:w="0" w:type="dxa"/>
-          </w:tblCellMar>
-        </w:tblPrEx>
         <w:tc>
           <w:tcPr>
             <w:tcW w:w="400" w:type="dxa"/>
@@ -10117,12 +10380,6 @@
         </w:tc>
       </w:tr>
       <w:tr>
-        <w:tblPrEx>
-          <w:tblCellMar>
-            <w:top w:w="0" w:type="dxa"/>
-            <w:bottom w:w="0" w:type="dxa"/>
-          </w:tblCellMar>
-        </w:tblPrEx>
         <w:tc>
           <w:tcPr>
             <w:tcW w:w="400" w:type="dxa"/>
@@ -10209,7 +10466,25 @@
                 <w:sz w:val="19"/>
                 <w:szCs w:val="19"/>
               </w:rPr>
-              <w:t>ec2-sg inbound shows port 80 from alb-sg (SG reference), not 0.0.0.0/0</w:t>
+              <w:t xml:space="preserve">ec2-sg inbound shows port 80 from </w:t>
+            </w:r>
+            <w:proofErr w:type="spellStart"/>
+            <w:r>
+              <w:rPr>
+                <w:color w:val="111827"/>
+                <w:sz w:val="19"/>
+                <w:szCs w:val="19"/>
+              </w:rPr>
+              <w:t>alb</w:t>
+            </w:r>
+            <w:proofErr w:type="spellEnd"/>
+            <w:r>
+              <w:rPr>
+                <w:color w:val="111827"/>
+                <w:sz w:val="19"/>
+                <w:szCs w:val="19"/>
+              </w:rPr>
+              <w:t>-sg (SG reference), not 0.0.0.0/0</w:t>
             </w:r>
           </w:p>
         </w:tc>
@@ -10249,12 +10524,6 @@
         </w:tc>
       </w:tr>
       <w:tr>
-        <w:tblPrEx>
-          <w:tblCellMar>
-            <w:top w:w="0" w:type="dxa"/>
-            <w:bottom w:w="0" w:type="dxa"/>
-          </w:tblCellMar>
-        </w:tblPrEx>
         <w:tc>
           <w:tcPr>
             <w:tcW w:w="400" w:type="dxa"/>
@@ -10492,7 +10761,21 @@
         <w:rPr>
           <w:color w:val="374151"/>
         </w:rPr>
-        <w:t>EC2 → Instances → a brand new instance appears automatically</w:t>
+        <w:t xml:space="preserve">EC2 → Instances → a </w:t>
+      </w:r>
+      <w:proofErr w:type="gramStart"/>
+      <w:r>
+        <w:rPr>
+          <w:color w:val="374151"/>
+        </w:rPr>
+        <w:t>brand new</w:t>
+      </w:r>
+      <w:proofErr w:type="gramEnd"/>
+      <w:r>
+        <w:rPr>
+          <w:color w:val="374151"/>
+        </w:rPr>
+        <w:t xml:space="preserve"> instance appears automatically</w:t>
       </w:r>
     </w:p>
     <w:p>
@@ -10541,12 +10824,6 @@
         <w:gridCol w:w="9360"/>
       </w:tblGrid>
       <w:tr>
-        <w:tblPrEx>
-          <w:tblCellMar>
-            <w:top w:w="0" w:type="dxa"/>
-            <w:bottom w:w="0" w:type="dxa"/>
-          </w:tblCellMar>
-        </w:tblPrEx>
         <w:tc>
           <w:tcPr>
             <w:tcW w:w="9360" w:type="dxa"/>
@@ -10728,7 +11005,21 @@
         <w:rPr>
           <w:color w:val="374151"/>
         </w:rPr>
-        <w:t>Inbound shows: Type: HTTP | Port: 80 | Source: sg-0c0779674fdacb646 (alb-sg)</w:t>
+        <w:t>Inbound shows: Type: HTTP | Port: 80 | Source: sg-0c0779674fdacb646 (</w:t>
+      </w:r>
+      <w:proofErr w:type="spellStart"/>
+      <w:r>
+        <w:rPr>
+          <w:color w:val="374151"/>
+        </w:rPr>
+        <w:t>alb</w:t>
+      </w:r>
+      <w:proofErr w:type="spellEnd"/>
+      <w:r>
+        <w:rPr>
+          <w:color w:val="374151"/>
+        </w:rPr>
+        <w:t>-sg)</w:t>
       </w:r>
     </w:p>
     <w:p>
@@ -10772,7 +11063,35 @@
         <w:rPr>
           <w:color w:val="374151"/>
         </w:rPr>
-        <w:t>The entire infrastructure can be deployed automatically using a CloudFormation template, demonstrating Infrastructure as Code (IaC) skills. The template is available in the GitHub repository at CLOUDFORMATION TEMPLATE/intern-ha-webapp.yaml.</w:t>
+        <w:t>The entire infrastructure can be deployed automatically using a CloudFormation template, demonstrating Infrastructure as Code (</w:t>
+      </w:r>
+      <w:proofErr w:type="spellStart"/>
+      <w:r>
+        <w:rPr>
+          <w:color w:val="374151"/>
+        </w:rPr>
+        <w:t>IaC</w:t>
+      </w:r>
+      <w:proofErr w:type="spellEnd"/>
+      <w:r>
+        <w:rPr>
+          <w:color w:val="374151"/>
+        </w:rPr>
+        <w:t>) skills. The template is available in the GitHub repository at CLOUDFORMATION TEMPLATE/intern-ha-</w:t>
+      </w:r>
+      <w:proofErr w:type="spellStart"/>
+      <w:r>
+        <w:rPr>
+          <w:color w:val="374151"/>
+        </w:rPr>
+        <w:t>webapp.yaml</w:t>
+      </w:r>
+      <w:proofErr w:type="spellEnd"/>
+      <w:r>
+        <w:rPr>
+          <w:color w:val="374151"/>
+        </w:rPr>
+        <w:t>.</w:t>
       </w:r>
     </w:p>
     <w:p/>
@@ -10813,8 +11132,18 @@
         <w:rPr>
           <w:color w:val="374151"/>
         </w:rPr>
-        <w:t>Upload: intern-ha-webapp.yaml</w:t>
-      </w:r>
+        <w:t>Upload: intern-ha-</w:t>
+      </w:r>
+      <w:proofErr w:type="spellStart"/>
+      <w:proofErr w:type="gramStart"/>
+      <w:r>
+        <w:rPr>
+          <w:color w:val="374151"/>
+        </w:rPr>
+        <w:t>webapp.yaml</w:t>
+      </w:r>
+      <w:proofErr w:type="spellEnd"/>
+      <w:proofErr w:type="gramEnd"/>
     </w:p>
     <w:p>
       <w:pPr>
@@ -11067,12 +11396,6 @@
         <w:gridCol w:w="9360"/>
       </w:tblGrid>
       <w:tr>
-        <w:tblPrEx>
-          <w:tblCellMar>
-            <w:top w:w="0" w:type="dxa"/>
-            <w:bottom w:w="0" w:type="dxa"/>
-          </w:tblCellMar>
-        </w:tblPrEx>
         <w:tc>
           <w:tcPr>
             <w:tcW w:w="9360" w:type="dxa"/>
@@ -11104,12 +11427,6 @@
         </w:tc>
       </w:tr>
       <w:tr>
-        <w:tblPrEx>
-          <w:tblCellMar>
-            <w:top w:w="0" w:type="dxa"/>
-            <w:bottom w:w="0" w:type="dxa"/>
-          </w:tblCellMar>
-        </w:tblPrEx>
         <w:tc>
           <w:tcPr>
             <w:tcW w:w="9360" w:type="dxa"/>
@@ -11141,12 +11458,6 @@
         </w:tc>
       </w:tr>
       <w:tr>
-        <w:tblPrEx>
-          <w:tblCellMar>
-            <w:top w:w="0" w:type="dxa"/>
-            <w:bottom w:w="0" w:type="dxa"/>
-          </w:tblCellMar>
-        </w:tblPrEx>
         <w:tc>
           <w:tcPr>
             <w:tcW w:w="9360" w:type="dxa"/>
@@ -11178,12 +11489,6 @@
         </w:tc>
       </w:tr>
       <w:tr>
-        <w:tblPrEx>
-          <w:tblCellMar>
-            <w:top w:w="0" w:type="dxa"/>
-            <w:bottom w:w="0" w:type="dxa"/>
-          </w:tblCellMar>
-        </w:tblPrEx>
         <w:tc>
           <w:tcPr>
             <w:tcW w:w="9360" w:type="dxa"/>
@@ -11239,12 +11544,6 @@
         <w:gridCol w:w="5560"/>
       </w:tblGrid>
       <w:tr>
-        <w:tblPrEx>
-          <w:tblCellMar>
-            <w:top w:w="0" w:type="dxa"/>
-            <w:bottom w:w="0" w:type="dxa"/>
-          </w:tblCellMar>
-        </w:tblPrEx>
         <w:tc>
           <w:tcPr>
             <w:tcW w:w="600" w:type="dxa"/>
@@ -11340,12 +11639,6 @@
         </w:tc>
       </w:tr>
       <w:tr>
-        <w:tblPrEx>
-          <w:tblCellMar>
-            <w:top w:w="0" w:type="dxa"/>
-            <w:bottom w:w="0" w:type="dxa"/>
-          </w:tblCellMar>
-        </w:tblPrEx>
         <w:tc>
           <w:tcPr>
             <w:tcW w:w="600" w:type="dxa"/>
@@ -11400,7 +11693,25 @@
                 <w:sz w:val="19"/>
                 <w:szCs w:val="19"/>
               </w:rPr>
-              <w:t>Auto Scaling Group (intern-asg)</w:t>
+              <w:t>Auto Scaling Group (intern-</w:t>
+            </w:r>
+            <w:proofErr w:type="spellStart"/>
+            <w:r>
+              <w:rPr>
+                <w:color w:val="111827"/>
+                <w:sz w:val="19"/>
+                <w:szCs w:val="19"/>
+              </w:rPr>
+              <w:t>asg</w:t>
+            </w:r>
+            <w:proofErr w:type="spellEnd"/>
+            <w:r>
+              <w:rPr>
+                <w:color w:val="111827"/>
+                <w:sz w:val="19"/>
+                <w:szCs w:val="19"/>
+              </w:rPr>
+              <w:t>)</w:t>
             </w:r>
           </w:p>
         </w:tc>
@@ -11429,18 +11740,30 @@
                 <w:sz w:val="19"/>
                 <w:szCs w:val="19"/>
               </w:rPr>
-              <w:t>EC2 → Auto Scaling Groups → Delete → Force delete. Wait for instances to terminate</w:t>
+              <w:t xml:space="preserve">EC2 → Auto Scaling Groups → Delete → Force </w:t>
+            </w:r>
+            <w:proofErr w:type="gramStart"/>
+            <w:r>
+              <w:rPr>
+                <w:color w:val="111827"/>
+                <w:sz w:val="19"/>
+                <w:szCs w:val="19"/>
+              </w:rPr>
+              <w:t>delete</w:t>
+            </w:r>
+            <w:proofErr w:type="gramEnd"/>
+            <w:r>
+              <w:rPr>
+                <w:color w:val="111827"/>
+                <w:sz w:val="19"/>
+                <w:szCs w:val="19"/>
+              </w:rPr>
+              <w:t>. Wait for instances to terminate</w:t>
             </w:r>
           </w:p>
         </w:tc>
       </w:tr>
       <w:tr>
-        <w:tblPrEx>
-          <w:tblCellMar>
-            <w:top w:w="0" w:type="dxa"/>
-            <w:bottom w:w="0" w:type="dxa"/>
-          </w:tblCellMar>
-        </w:tblPrEx>
         <w:tc>
           <w:tcPr>
             <w:tcW w:w="600" w:type="dxa"/>
@@ -11495,7 +11818,25 @@
                 <w:sz w:val="19"/>
                 <w:szCs w:val="19"/>
               </w:rPr>
-              <w:t>Application Load Balancer (intern-alb)</w:t>
+              <w:t>Application Load Balancer (intern-</w:t>
+            </w:r>
+            <w:proofErr w:type="spellStart"/>
+            <w:r>
+              <w:rPr>
+                <w:color w:val="111827"/>
+                <w:sz w:val="19"/>
+                <w:szCs w:val="19"/>
+              </w:rPr>
+              <w:t>alb</w:t>
+            </w:r>
+            <w:proofErr w:type="spellEnd"/>
+            <w:r>
+              <w:rPr>
+                <w:color w:val="111827"/>
+                <w:sz w:val="19"/>
+                <w:szCs w:val="19"/>
+              </w:rPr>
+              <w:t>)</w:t>
             </w:r>
           </w:p>
         </w:tc>
@@ -11530,12 +11871,6 @@
         </w:tc>
       </w:tr>
       <w:tr>
-        <w:tblPrEx>
-          <w:tblCellMar>
-            <w:top w:w="0" w:type="dxa"/>
-            <w:bottom w:w="0" w:type="dxa"/>
-          </w:tblCellMar>
-        </w:tblPrEx>
         <w:tc>
           <w:tcPr>
             <w:tcW w:w="600" w:type="dxa"/>
@@ -11590,7 +11925,25 @@
                 <w:sz w:val="19"/>
                 <w:szCs w:val="19"/>
               </w:rPr>
-              <w:t>Target Group (intern-tg)</w:t>
+              <w:t>Target Group (intern-</w:t>
+            </w:r>
+            <w:proofErr w:type="spellStart"/>
+            <w:r>
+              <w:rPr>
+                <w:color w:val="111827"/>
+                <w:sz w:val="19"/>
+                <w:szCs w:val="19"/>
+              </w:rPr>
+              <w:t>tg</w:t>
+            </w:r>
+            <w:proofErr w:type="spellEnd"/>
+            <w:r>
+              <w:rPr>
+                <w:color w:val="111827"/>
+                <w:sz w:val="19"/>
+                <w:szCs w:val="19"/>
+              </w:rPr>
+              <w:t>)</w:t>
             </w:r>
           </w:p>
         </w:tc>
@@ -11625,12 +11978,6 @@
         </w:tc>
       </w:tr>
       <w:tr>
-        <w:tblPrEx>
-          <w:tblCellMar>
-            <w:top w:w="0" w:type="dxa"/>
-            <w:bottom w:w="0" w:type="dxa"/>
-          </w:tblCellMar>
-        </w:tblPrEx>
         <w:tc>
           <w:tcPr>
             <w:tcW w:w="600" w:type="dxa"/>
@@ -11685,7 +12032,25 @@
                 <w:sz w:val="19"/>
                 <w:szCs w:val="19"/>
               </w:rPr>
-              <w:t>Launch Template (intern-lt)</w:t>
+              <w:t>Launch Template (intern-</w:t>
+            </w:r>
+            <w:proofErr w:type="spellStart"/>
+            <w:r>
+              <w:rPr>
+                <w:color w:val="111827"/>
+                <w:sz w:val="19"/>
+                <w:szCs w:val="19"/>
+              </w:rPr>
+              <w:t>lt</w:t>
+            </w:r>
+            <w:proofErr w:type="spellEnd"/>
+            <w:r>
+              <w:rPr>
+                <w:color w:val="111827"/>
+                <w:sz w:val="19"/>
+                <w:szCs w:val="19"/>
+              </w:rPr>
+              <w:t>)</w:t>
             </w:r>
           </w:p>
         </w:tc>
@@ -11720,12 +12085,6 @@
         </w:tc>
       </w:tr>
       <w:tr>
-        <w:tblPrEx>
-          <w:tblCellMar>
-            <w:top w:w="0" w:type="dxa"/>
-            <w:bottom w:w="0" w:type="dxa"/>
-          </w:tblCellMar>
-        </w:tblPrEx>
         <w:tc>
           <w:tcPr>
             <w:tcW w:w="600" w:type="dxa"/>
@@ -11780,7 +12139,25 @@
                 <w:sz w:val="19"/>
                 <w:szCs w:val="19"/>
               </w:rPr>
-              <w:t>NAT Gateway (intern-nat)</w:t>
+              <w:t>NAT Gateway (intern-</w:t>
+            </w:r>
+            <w:proofErr w:type="spellStart"/>
+            <w:r>
+              <w:rPr>
+                <w:color w:val="111827"/>
+                <w:sz w:val="19"/>
+                <w:szCs w:val="19"/>
+              </w:rPr>
+              <w:t>nat</w:t>
+            </w:r>
+            <w:proofErr w:type="spellEnd"/>
+            <w:r>
+              <w:rPr>
+                <w:color w:val="111827"/>
+                <w:sz w:val="19"/>
+                <w:szCs w:val="19"/>
+              </w:rPr>
+              <w:t>)</w:t>
             </w:r>
           </w:p>
         </w:tc>
@@ -11815,12 +12192,6 @@
         </w:tc>
       </w:tr>
       <w:tr>
-        <w:tblPrEx>
-          <w:tblCellMar>
-            <w:top w:w="0" w:type="dxa"/>
-            <w:bottom w:w="0" w:type="dxa"/>
-          </w:tblCellMar>
-        </w:tblPrEx>
         <w:tc>
           <w:tcPr>
             <w:tcW w:w="600" w:type="dxa"/>
@@ -11910,12 +12281,6 @@
         </w:tc>
       </w:tr>
       <w:tr>
-        <w:tblPrEx>
-          <w:tblCellMar>
-            <w:top w:w="0" w:type="dxa"/>
-            <w:bottom w:w="0" w:type="dxa"/>
-          </w:tblCellMar>
-        </w:tblPrEx>
         <w:tc>
           <w:tcPr>
             <w:tcW w:w="600" w:type="dxa"/>
@@ -11970,7 +12335,25 @@
                 <w:sz w:val="19"/>
                 <w:szCs w:val="19"/>
               </w:rPr>
-              <w:t>Internet Gateway (intern-igw)</w:t>
+              <w:t>Internet Gateway (intern-</w:t>
+            </w:r>
+            <w:proofErr w:type="spellStart"/>
+            <w:r>
+              <w:rPr>
+                <w:color w:val="111827"/>
+                <w:sz w:val="19"/>
+                <w:szCs w:val="19"/>
+              </w:rPr>
+              <w:t>igw</w:t>
+            </w:r>
+            <w:proofErr w:type="spellEnd"/>
+            <w:r>
+              <w:rPr>
+                <w:color w:val="111827"/>
+                <w:sz w:val="19"/>
+                <w:szCs w:val="19"/>
+              </w:rPr>
+              <w:t>)</w:t>
             </w:r>
           </w:p>
         </w:tc>
@@ -11999,18 +12382,22 @@
                 <w:sz w:val="19"/>
                 <w:szCs w:val="19"/>
               </w:rPr>
-              <w:t>Detach from VPC first, then Delete</w:t>
-            </w:r>
+              <w:t xml:space="preserve">Detach from VPC first, then </w:t>
+            </w:r>
+            <w:proofErr w:type="gramStart"/>
+            <w:r>
+              <w:rPr>
+                <w:color w:val="111827"/>
+                <w:sz w:val="19"/>
+                <w:szCs w:val="19"/>
+              </w:rPr>
+              <w:t>Delete</w:t>
+            </w:r>
+            <w:proofErr w:type="gramEnd"/>
           </w:p>
         </w:tc>
       </w:tr>
       <w:tr>
-        <w:tblPrEx>
-          <w:tblCellMar>
-            <w:top w:w="0" w:type="dxa"/>
-            <w:bottom w:w="0" w:type="dxa"/>
-          </w:tblCellMar>
-        </w:tblPrEx>
         <w:tc>
           <w:tcPr>
             <w:tcW w:w="600" w:type="dxa"/>
@@ -12100,12 +12487,6 @@
         </w:tc>
       </w:tr>
       <w:tr>
-        <w:tblPrEx>
-          <w:tblCellMar>
-            <w:top w:w="0" w:type="dxa"/>
-            <w:bottom w:w="0" w:type="dxa"/>
-          </w:tblCellMar>
-        </w:tblPrEx>
         <w:tc>
           <w:tcPr>
             <w:tcW w:w="600" w:type="dxa"/>
@@ -12195,12 +12576,6 @@
         </w:tc>
       </w:tr>
       <w:tr>
-        <w:tblPrEx>
-          <w:tblCellMar>
-            <w:top w:w="0" w:type="dxa"/>
-            <w:bottom w:w="0" w:type="dxa"/>
-          </w:tblCellMar>
-        </w:tblPrEx>
         <w:tc>
           <w:tcPr>
             <w:tcW w:w="600" w:type="dxa"/>
@@ -12284,18 +12659,30 @@
                 <w:sz w:val="19"/>
                 <w:szCs w:val="19"/>
               </w:rPr>
-              <w:t>Delete ec2-sg first, then alb-sg</w:t>
+              <w:t xml:space="preserve">Delete ec2-sg first, then </w:t>
+            </w:r>
+            <w:proofErr w:type="spellStart"/>
+            <w:r>
+              <w:rPr>
+                <w:color w:val="111827"/>
+                <w:sz w:val="19"/>
+                <w:szCs w:val="19"/>
+              </w:rPr>
+              <w:t>alb</w:t>
+            </w:r>
+            <w:proofErr w:type="spellEnd"/>
+            <w:r>
+              <w:rPr>
+                <w:color w:val="111827"/>
+                <w:sz w:val="19"/>
+                <w:szCs w:val="19"/>
+              </w:rPr>
+              <w:t>-sg</w:t>
             </w:r>
           </w:p>
         </w:tc>
       </w:tr>
       <w:tr>
-        <w:tblPrEx>
-          <w:tblCellMar>
-            <w:top w:w="0" w:type="dxa"/>
-            <w:bottom w:w="0" w:type="dxa"/>
-          </w:tblCellMar>
-        </w:tblPrEx>
         <w:tc>
           <w:tcPr>
             <w:tcW w:w="600" w:type="dxa"/>
@@ -12350,7 +12737,25 @@
                 <w:sz w:val="19"/>
                 <w:szCs w:val="19"/>
               </w:rPr>
-              <w:t>VPC (intern-vpc)</w:t>
+              <w:t>VPC (intern-</w:t>
+            </w:r>
+            <w:proofErr w:type="spellStart"/>
+            <w:r>
+              <w:rPr>
+                <w:color w:val="111827"/>
+                <w:sz w:val="19"/>
+                <w:szCs w:val="19"/>
+              </w:rPr>
+              <w:t>vpc</w:t>
+            </w:r>
+            <w:proofErr w:type="spellEnd"/>
+            <w:r>
+              <w:rPr>
+                <w:color w:val="111827"/>
+                <w:sz w:val="19"/>
+                <w:szCs w:val="19"/>
+              </w:rPr>
+              <w:t>)</w:t>
             </w:r>
           </w:p>
         </w:tc>
@@ -12471,7 +12876,21 @@
         <w:rPr>
           <w:color w:val="374151"/>
         </w:rPr>
-        <w:t>VPC → Your VPCs: intern-vpc no longer present</w:t>
+        <w:t>VPC → Your VPCs: intern-</w:t>
+      </w:r>
+      <w:proofErr w:type="spellStart"/>
+      <w:r>
+        <w:rPr>
+          <w:color w:val="374151"/>
+        </w:rPr>
+        <w:t>vpc</w:t>
+      </w:r>
+      <w:proofErr w:type="spellEnd"/>
+      <w:r>
+        <w:rPr>
+          <w:color w:val="374151"/>
+        </w:rPr>
+        <w:t xml:space="preserve"> no longer present</w:t>
       </w:r>
     </w:p>
     <w:p/>
@@ -12526,12 +12945,6 @@
         <w:gridCol w:w="4680"/>
       </w:tblGrid>
       <w:tr>
-        <w:tblPrEx>
-          <w:tblCellMar>
-            <w:top w:w="0" w:type="dxa"/>
-            <w:bottom w:w="0" w:type="dxa"/>
-          </w:tblCellMar>
-        </w:tblPrEx>
         <w:tc>
           <w:tcPr>
             <w:tcW w:w="4680" w:type="dxa"/>
@@ -12596,12 +13009,6 @@
         </w:tc>
       </w:tr>
       <w:tr>
-        <w:tblPrEx>
-          <w:tblCellMar>
-            <w:top w:w="0" w:type="dxa"/>
-            <w:bottom w:w="0" w:type="dxa"/>
-          </w:tblCellMar>
-        </w:tblPrEx>
         <w:tc>
           <w:tcPr>
             <w:tcW w:w="4680" w:type="dxa"/>
@@ -12664,12 +13071,6 @@
         </w:tc>
       </w:tr>
       <w:tr>
-        <w:tblPrEx>
-          <w:tblCellMar>
-            <w:top w:w="0" w:type="dxa"/>
-            <w:bottom w:w="0" w:type="dxa"/>
-          </w:tblCellMar>
-        </w:tblPrEx>
         <w:tc>
           <w:tcPr>
             <w:tcW w:w="4680" w:type="dxa"/>
@@ -12720,24 +13121,28 @@
             <w:vAlign w:val="center"/>
           </w:tcPr>
           <w:p>
-            <w:r>
-              <w:rPr>
-                <w:color w:val="111827"/>
-                <w:sz w:val="19"/>
-                <w:szCs w:val="19"/>
-              </w:rPr>
-              <w:t>alb-sg + ec2-sg referencing each other</w:t>
+            <w:proofErr w:type="spellStart"/>
+            <w:r>
+              <w:rPr>
+                <w:color w:val="111827"/>
+                <w:sz w:val="19"/>
+                <w:szCs w:val="19"/>
+              </w:rPr>
+              <w:t>alb</w:t>
+            </w:r>
+            <w:proofErr w:type="spellEnd"/>
+            <w:r>
+              <w:rPr>
+                <w:color w:val="111827"/>
+                <w:sz w:val="19"/>
+                <w:szCs w:val="19"/>
+              </w:rPr>
+              <w:t>-sg + ec2-sg referencing each other</w:t>
             </w:r>
           </w:p>
         </w:tc>
       </w:tr>
       <w:tr>
-        <w:tblPrEx>
-          <w:tblCellMar>
-            <w:top w:w="0" w:type="dxa"/>
-            <w:bottom w:w="0" w:type="dxa"/>
-          </w:tblCellMar>
-        </w:tblPrEx>
         <w:tc>
           <w:tcPr>
             <w:tcW w:w="4680" w:type="dxa"/>
@@ -12800,12 +13205,6 @@
         </w:tc>
       </w:tr>
       <w:tr>
-        <w:tblPrEx>
-          <w:tblCellMar>
-            <w:top w:w="0" w:type="dxa"/>
-            <w:bottom w:w="0" w:type="dxa"/>
-          </w:tblCellMar>
-        </w:tblPrEx>
         <w:tc>
           <w:tcPr>
             <w:tcW w:w="4680" w:type="dxa"/>
@@ -12868,12 +13267,6 @@
         </w:tc>
       </w:tr>
       <w:tr>
-        <w:tblPrEx>
-          <w:tblCellMar>
-            <w:top w:w="0" w:type="dxa"/>
-            <w:bottom w:w="0" w:type="dxa"/>
-          </w:tblCellMar>
-        </w:tblPrEx>
         <w:tc>
           <w:tcPr>
             <w:tcW w:w="4680" w:type="dxa"/>
@@ -12936,12 +13329,6 @@
         </w:tc>
       </w:tr>
       <w:tr>
-        <w:tblPrEx>
-          <w:tblCellMar>
-            <w:top w:w="0" w:type="dxa"/>
-            <w:bottom w:w="0" w:type="dxa"/>
-          </w:tblCellMar>
-        </w:tblPrEx>
         <w:tc>
           <w:tcPr>
             <w:tcW w:w="4680" w:type="dxa"/>
@@ -13037,12 +13424,8 @@
       </w:r>
     </w:p>
     <w:sectPr>
-      <w:headerReference w:type="even" r:id="rId7"/>
-      <w:headerReference w:type="default" r:id="rId8"/>
-      <w:footerReference w:type="even" r:id="rId9"/>
-      <w:footerReference w:type="default" r:id="rId10"/>
-      <w:headerReference w:type="first" r:id="rId11"/>
-      <w:footerReference w:type="first" r:id="rId12"/>
+      <w:headerReference w:type="default" r:id="rId7"/>
+      <w:footerReference w:type="default" r:id="rId8"/>
       <w:pgSz w:w="12240" w:h="15840"/>
       <w:pgMar w:top="1080" w:right="1080" w:bottom="1080" w:left="1080" w:header="708" w:footer="708" w:gutter="0"/>
       <w:cols w:space="720"/>
@@ -13072,16 +13455,6 @@
 </file>
 
 <file path=word/footer1.xml><?xml version="1.0" encoding="utf-8"?>
-<w:ftr xmlns:wpc="http://schemas.microsoft.com/office/word/2010/wordprocessingCanvas" xmlns:cx="http://schemas.microsoft.com/office/drawing/2014/chartex" xmlns:cx1="http://schemas.microsoft.com/office/drawing/2015/9/8/chartex" xmlns:cx2="http://schemas.microsoft.com/office/drawing/2015/10/21/chartex" xmlns:cx3="http://schemas.microsoft.com/office/drawing/2016/5/9/chartex" xmlns:cx4="http://schemas.microsoft.com/office/drawing/2016/5/10/chartex" xmlns:cx5="http://schemas.microsoft.com/office/drawing/2016/5/11/chartex" xmlns:cx6="http://schemas.microsoft.com/office/drawing/2016/5/12/chartex" xmlns:cx7="http://schemas.microsoft.com/office/drawing/2016/5/13/chartex" xmlns:cx8="http://schemas.microsoft.com/office/drawing/2016/5/14/chartex" xmlns:mc="http://schemas.openxmlformats.org/markup-compatibility/2006" xmlns:aink="http://schemas.microsoft.com/office/drawing/2016/ink" xmlns:am3d="http://schemas.microsoft.com/office/drawing/2017/model3d" xmlns:o="urn:schemas-microsoft-com:office:office" xmlns:oel="http://schemas.microsoft.com/office/2019/extlst" xmlns:r="http://schemas.openxmlformats.org/officeDocument/2006/relationships" xmlns:m="http://schemas.openxmlformats.org/officeDocument/2006/math" xmlns:v="urn:schemas-microsoft-com:vml" xmlns:wp14="http://schemas.microsoft.com/office/word/2010/wordprocessingDrawing" xmlns:wp="http://schemas.openxmlformats.org/drawingml/2006/wordprocessingDrawing" xmlns:w10="urn:schemas-microsoft-com:office:word" xmlns:w="http://schemas.openxmlformats.org/wordprocessingml/2006/main" xmlns:w14="http://schemas.microsoft.com/office/word/2010/wordml" xmlns:w15="http://schemas.microsoft.com/office/word/2012/wordml" xmlns:w16cex="http://schemas.microsoft.com/office/word/2018/wordml/cex" xmlns:w16cid="http://schemas.microsoft.com/office/word/2016/wordml/cid" xmlns:w16="http://schemas.microsoft.com/office/word/2018/wordml" xmlns:w16du="http://schemas.microsoft.com/office/word/2023/wordml/word16du" xmlns:w16sdtdh="http://schemas.microsoft.com/office/word/2020/wordml/sdtdatahash" xmlns:w16sdtfl="http://schemas.microsoft.com/office/word/2024/wordml/sdtformatlock" xmlns:w16se="http://schemas.microsoft.com/office/word/2015/wordml/symex" xmlns:wpg="http://schemas.microsoft.com/office/word/2010/wordprocessingGroup" xmlns:wpi="http://schemas.microsoft.com/office/word/2010/wordprocessingInk" xmlns:wne="http://schemas.microsoft.com/office/word/2006/wordml" xmlns:wps="http://schemas.microsoft.com/office/word/2010/wordprocessingShape" mc:Ignorable="w14 w15 w16se w16cid w16 w16cex w16sdtdh w16sdtfl w16du wp14">
-  <w:p>
-    <w:pPr>
-      <w:pStyle w:val="Footer"/>
-    </w:pPr>
-  </w:p>
-</w:ftr>
-</file>
-
-<file path=word/footer2.xml><?xml version="1.0" encoding="utf-8"?>
 <w:ftr xmlns:wpc="http://schemas.microsoft.com/office/word/2010/wordprocessingCanvas" xmlns:cx="http://schemas.microsoft.com/office/drawing/2014/chartex" xmlns:cx1="http://schemas.microsoft.com/office/drawing/2015/9/8/chartex" xmlns:cx2="http://schemas.microsoft.com/office/drawing/2015/10/21/chartex" xmlns:cx3="http://schemas.microsoft.com/office/drawing/2016/5/9/chartex" xmlns:cx4="http://schemas.microsoft.com/office/drawing/2016/5/10/chartex" xmlns:cx5="http://schemas.microsoft.com/office/drawing/2016/5/11/chartex" xmlns:cx6="http://schemas.microsoft.com/office/drawing/2016/5/12/chartex" xmlns:cx7="http://schemas.microsoft.com/office/drawing/2016/5/13/chartex" xmlns:cx8="http://schemas.microsoft.com/office/drawing/2016/5/14/chartex" xmlns:mc="http://schemas.openxmlformats.org/markup-compatibility/2006" xmlns:aink="http://schemas.microsoft.com/office/drawing/2016/ink" xmlns:am3d="http://schemas.microsoft.com/office/drawing/2017/model3d" xmlns:o="urn:schemas-microsoft-com:office:office" xmlns:oel="http://schemas.microsoft.com/office/2019/extlst" xmlns:r="http://schemas.openxmlformats.org/officeDocument/2006/relationships" xmlns:m="http://schemas.openxmlformats.org/officeDocument/2006/math" xmlns:v="urn:schemas-microsoft-com:vml" xmlns:wp14="http://schemas.microsoft.com/office/word/2010/wordprocessingDrawing" xmlns:wp="http://schemas.openxmlformats.org/drawingml/2006/wordprocessingDrawing" xmlns:w10="urn:schemas-microsoft-com:office:word" xmlns:w="http://schemas.openxmlformats.org/wordprocessingml/2006/main" xmlns:w14="http://schemas.microsoft.com/office/word/2010/wordml" xmlns:w15="http://schemas.microsoft.com/office/word/2012/wordml" xmlns:w16cex="http://schemas.microsoft.com/office/word/2018/wordml/cex" xmlns:w16cid="http://schemas.microsoft.com/office/word/2016/wordml/cid" xmlns:w16="http://schemas.microsoft.com/office/word/2018/wordml" xmlns:w16du="http://schemas.microsoft.com/office/word/2023/wordml/word16du" xmlns:w16sdtdh="http://schemas.microsoft.com/office/word/2020/wordml/sdtdatahash" xmlns:w16sdtfl="http://schemas.microsoft.com/office/word/2024/wordml/sdtformatlock" xmlns:w16se="http://schemas.microsoft.com/office/word/2015/wordml/symex" xmlns:wpg="http://schemas.microsoft.com/office/word/2010/wordprocessingGroup" xmlns:wpi="http://schemas.microsoft.com/office/word/2010/wordprocessingInk" xmlns:wne="http://schemas.microsoft.com/office/word/2006/wordml" xmlns:wps="http://schemas.microsoft.com/office/word/2010/wordprocessingShape" mc:Ignorable="w14 w15 w16se w16cid w16 w16cex w16sdtdh w16sdtfl w16du wp14">
   <w:p>
     <w:pPr>
@@ -13099,7 +13472,15 @@
         <w:sz w:val="16"/>
         <w:szCs w:val="16"/>
       </w:rPr>
-      <w:t>Harshad | ap-south-1 (Mumbai)</w:t>
+      <w:t>Harshad</w:t>
+    </w:r>
+    <w:r>
+      <w:rPr>
+        <w:color w:val="6B7280"/>
+        <w:sz w:val="16"/>
+        <w:szCs w:val="16"/>
+      </w:rPr>
+      <w:t xml:space="preserve"> Raurale</w:t>
     </w:r>
     <w:r>
       <w:rPr>
@@ -13155,16 +13536,6 @@
 </w:ftr>
 </file>
 
-<file path=word/footer3.xml><?xml version="1.0" encoding="utf-8"?>
-<w:ftr xmlns:wpc="http://schemas.microsoft.com/office/word/2010/wordprocessingCanvas" xmlns:cx="http://schemas.microsoft.com/office/drawing/2014/chartex" xmlns:cx1="http://schemas.microsoft.com/office/drawing/2015/9/8/chartex" xmlns:cx2="http://schemas.microsoft.com/office/drawing/2015/10/21/chartex" xmlns:cx3="http://schemas.microsoft.com/office/drawing/2016/5/9/chartex" xmlns:cx4="http://schemas.microsoft.com/office/drawing/2016/5/10/chartex" xmlns:cx5="http://schemas.microsoft.com/office/drawing/2016/5/11/chartex" xmlns:cx6="http://schemas.microsoft.com/office/drawing/2016/5/12/chartex" xmlns:cx7="http://schemas.microsoft.com/office/drawing/2016/5/13/chartex" xmlns:cx8="http://schemas.microsoft.com/office/drawing/2016/5/14/chartex" xmlns:mc="http://schemas.openxmlformats.org/markup-compatibility/2006" xmlns:aink="http://schemas.microsoft.com/office/drawing/2016/ink" xmlns:am3d="http://schemas.microsoft.com/office/drawing/2017/model3d" xmlns:o="urn:schemas-microsoft-com:office:office" xmlns:oel="http://schemas.microsoft.com/office/2019/extlst" xmlns:r="http://schemas.openxmlformats.org/officeDocument/2006/relationships" xmlns:m="http://schemas.openxmlformats.org/officeDocument/2006/math" xmlns:v="urn:schemas-microsoft-com:vml" xmlns:wp14="http://schemas.microsoft.com/office/word/2010/wordprocessingDrawing" xmlns:wp="http://schemas.openxmlformats.org/drawingml/2006/wordprocessingDrawing" xmlns:w10="urn:schemas-microsoft-com:office:word" xmlns:w="http://schemas.openxmlformats.org/wordprocessingml/2006/main" xmlns:w14="http://schemas.microsoft.com/office/word/2010/wordml" xmlns:w15="http://schemas.microsoft.com/office/word/2012/wordml" xmlns:w16cex="http://schemas.microsoft.com/office/word/2018/wordml/cex" xmlns:w16cid="http://schemas.microsoft.com/office/word/2016/wordml/cid" xmlns:w16="http://schemas.microsoft.com/office/word/2018/wordml" xmlns:w16du="http://schemas.microsoft.com/office/word/2023/wordml/word16du" xmlns:w16sdtdh="http://schemas.microsoft.com/office/word/2020/wordml/sdtdatahash" xmlns:w16sdtfl="http://schemas.microsoft.com/office/word/2024/wordml/sdtformatlock" xmlns:w16se="http://schemas.microsoft.com/office/word/2015/wordml/symex" xmlns:wpg="http://schemas.microsoft.com/office/word/2010/wordprocessingGroup" xmlns:wpi="http://schemas.microsoft.com/office/word/2010/wordprocessingInk" xmlns:wne="http://schemas.microsoft.com/office/word/2006/wordml" xmlns:wps="http://schemas.microsoft.com/office/word/2010/wordprocessingShape" mc:Ignorable="w14 w15 w16se w16cid w16 w16cex w16sdtdh w16sdtfl w16du wp14">
-  <w:p>
-    <w:pPr>
-      <w:pStyle w:val="Footer"/>
-    </w:pPr>
-  </w:p>
-</w:ftr>
-</file>
-
 <file path=word/footnotes.xml><?xml version="1.0" encoding="utf-8"?>
 <w:footnotes xmlns:wpc="http://schemas.microsoft.com/office/word/2010/wordprocessingCanvas" xmlns:cx="http://schemas.microsoft.com/office/drawing/2014/chartex" xmlns:cx1="http://schemas.microsoft.com/office/drawing/2015/9/8/chartex" xmlns:cx2="http://schemas.microsoft.com/office/drawing/2015/10/21/chartex" xmlns:cx3="http://schemas.microsoft.com/office/drawing/2016/5/9/chartex" xmlns:cx4="http://schemas.microsoft.com/office/drawing/2016/5/10/chartex" xmlns:cx5="http://schemas.microsoft.com/office/drawing/2016/5/11/chartex" xmlns:cx6="http://schemas.microsoft.com/office/drawing/2016/5/12/chartex" xmlns:cx7="http://schemas.microsoft.com/office/drawing/2016/5/13/chartex" xmlns:cx8="http://schemas.microsoft.com/office/drawing/2016/5/14/chartex" xmlns:mc="http://schemas.openxmlformats.org/markup-compatibility/2006" xmlns:aink="http://schemas.microsoft.com/office/drawing/2016/ink" xmlns:am3d="http://schemas.microsoft.com/office/drawing/2017/model3d" xmlns:o="urn:schemas-microsoft-com:office:office" xmlns:oel="http://schemas.microsoft.com/office/2019/extlst" xmlns:r="http://schemas.openxmlformats.org/officeDocument/2006/relationships" xmlns:m="http://schemas.openxmlformats.org/officeDocument/2006/math" xmlns:v="urn:schemas-microsoft-com:vml" xmlns:wp14="http://schemas.microsoft.com/office/word/2010/wordprocessingDrawing" xmlns:wp="http://schemas.openxmlformats.org/drawingml/2006/wordprocessingDrawing" xmlns:w10="urn:schemas-microsoft-com:office:word" xmlns:w="http://schemas.openxmlformats.org/wordprocessingml/2006/main" xmlns:w14="http://schemas.microsoft.com/office/word/2010/wordml" xmlns:w15="http://schemas.microsoft.com/office/word/2012/wordml" xmlns:w16cex="http://schemas.microsoft.com/office/word/2018/wordml/cex" xmlns:w16cid="http://schemas.microsoft.com/office/word/2016/wordml/cid" xmlns:w16="http://schemas.microsoft.com/office/word/2018/wordml" xmlns:w16du="http://schemas.microsoft.com/office/word/2023/wordml/word16du" xmlns:w16sdtdh="http://schemas.microsoft.com/office/word/2020/wordml/sdtdatahash" xmlns:w16sdtfl="http://schemas.microsoft.com/office/word/2024/wordml/sdtformatlock" xmlns:w16se="http://schemas.microsoft.com/office/word/2015/wordml/symex" xmlns:wpg="http://schemas.microsoft.com/office/word/2010/wordprocessingGroup" xmlns:wpi="http://schemas.microsoft.com/office/word/2010/wordprocessingInk" xmlns:wne="http://schemas.microsoft.com/office/word/2006/wordml" xmlns:wps="http://schemas.microsoft.com/office/word/2010/wordprocessingShape" mc:Ignorable="w14 w15 w16se w16cid w16 w16cex w16sdtdh w16sdtfl w16du wp14">
   <w:footnote w:type="separator" w:id="-1">
@@ -13185,16 +13556,6 @@
 </file>
 
 <file path=word/header1.xml><?xml version="1.0" encoding="utf-8"?>
-<w:hdr xmlns:wpc="http://schemas.microsoft.com/office/word/2010/wordprocessingCanvas" xmlns:cx="http://schemas.microsoft.com/office/drawing/2014/chartex" xmlns:cx1="http://schemas.microsoft.com/office/drawing/2015/9/8/chartex" xmlns:cx2="http://schemas.microsoft.com/office/drawing/2015/10/21/chartex" xmlns:cx3="http://schemas.microsoft.com/office/drawing/2016/5/9/chartex" xmlns:cx4="http://schemas.microsoft.com/office/drawing/2016/5/10/chartex" xmlns:cx5="http://schemas.microsoft.com/office/drawing/2016/5/11/chartex" xmlns:cx6="http://schemas.microsoft.com/office/drawing/2016/5/12/chartex" xmlns:cx7="http://schemas.microsoft.com/office/drawing/2016/5/13/chartex" xmlns:cx8="http://schemas.microsoft.com/office/drawing/2016/5/14/chartex" xmlns:mc="http://schemas.openxmlformats.org/markup-compatibility/2006" xmlns:aink="http://schemas.microsoft.com/office/drawing/2016/ink" xmlns:am3d="http://schemas.microsoft.com/office/drawing/2017/model3d" xmlns:o="urn:schemas-microsoft-com:office:office" xmlns:oel="http://schemas.microsoft.com/office/2019/extlst" xmlns:r="http://schemas.openxmlformats.org/officeDocument/2006/relationships" xmlns:m="http://schemas.openxmlformats.org/officeDocument/2006/math" xmlns:v="urn:schemas-microsoft-com:vml" xmlns:wp14="http://schemas.microsoft.com/office/word/2010/wordprocessingDrawing" xmlns:wp="http://schemas.openxmlformats.org/drawingml/2006/wordprocessingDrawing" xmlns:w10="urn:schemas-microsoft-com:office:word" xmlns:w="http://schemas.openxmlformats.org/wordprocessingml/2006/main" xmlns:w14="http://schemas.microsoft.com/office/word/2010/wordml" xmlns:w15="http://schemas.microsoft.com/office/word/2012/wordml" xmlns:w16cex="http://schemas.microsoft.com/office/word/2018/wordml/cex" xmlns:w16cid="http://schemas.microsoft.com/office/word/2016/wordml/cid" xmlns:w16="http://schemas.microsoft.com/office/word/2018/wordml" xmlns:w16du="http://schemas.microsoft.com/office/word/2023/wordml/word16du" xmlns:w16sdtdh="http://schemas.microsoft.com/office/word/2020/wordml/sdtdatahash" xmlns:w16sdtfl="http://schemas.microsoft.com/office/word/2024/wordml/sdtformatlock" xmlns:w16se="http://schemas.microsoft.com/office/word/2015/wordml/symex" xmlns:wpg="http://schemas.microsoft.com/office/word/2010/wordprocessingGroup" xmlns:wpi="http://schemas.microsoft.com/office/word/2010/wordprocessingInk" xmlns:wne="http://schemas.microsoft.com/office/word/2006/wordml" xmlns:wps="http://schemas.microsoft.com/office/word/2010/wordprocessingShape" mc:Ignorable="w14 w15 w16se w16cid w16 w16cex w16sdtdh w16sdtfl w16du wp14">
-  <w:p>
-    <w:pPr>
-      <w:pStyle w:val="Header"/>
-    </w:pPr>
-  </w:p>
-</w:hdr>
-</file>
-
-<file path=word/header2.xml><?xml version="1.0" encoding="utf-8"?>
 <w:hdr xmlns:wpc="http://schemas.microsoft.com/office/word/2010/wordprocessingCanvas" xmlns:cx="http://schemas.microsoft.com/office/drawing/2014/chartex" xmlns:cx1="http://schemas.microsoft.com/office/drawing/2015/9/8/chartex" xmlns:cx2="http://schemas.microsoft.com/office/drawing/2015/10/21/chartex" xmlns:cx3="http://schemas.microsoft.com/office/drawing/2016/5/9/chartex" xmlns:cx4="http://schemas.microsoft.com/office/drawing/2016/5/10/chartex" xmlns:cx5="http://schemas.microsoft.com/office/drawing/2016/5/11/chartex" xmlns:cx6="http://schemas.microsoft.com/office/drawing/2016/5/12/chartex" xmlns:cx7="http://schemas.microsoft.com/office/drawing/2016/5/13/chartex" xmlns:cx8="http://schemas.microsoft.com/office/drawing/2016/5/14/chartex" xmlns:mc="http://schemas.openxmlformats.org/markup-compatibility/2006" xmlns:aink="http://schemas.microsoft.com/office/drawing/2016/ink" xmlns:am3d="http://schemas.microsoft.com/office/drawing/2017/model3d" xmlns:o="urn:schemas-microsoft-com:office:office" xmlns:oel="http://schemas.microsoft.com/office/2019/extlst" xmlns:r="http://schemas.openxmlformats.org/officeDocument/2006/relationships" xmlns:m="http://schemas.openxmlformats.org/officeDocument/2006/math" xmlns:v="urn:schemas-microsoft-com:vml" xmlns:wp14="http://schemas.microsoft.com/office/word/2010/wordprocessingDrawing" xmlns:wp="http://schemas.openxmlformats.org/drawingml/2006/wordprocessingDrawing" xmlns:w10="urn:schemas-microsoft-com:office:word" xmlns:w="http://schemas.openxmlformats.org/wordprocessingml/2006/main" xmlns:w14="http://schemas.microsoft.com/office/word/2010/wordml" xmlns:w15="http://schemas.microsoft.com/office/word/2012/wordml" xmlns:w16cex="http://schemas.microsoft.com/office/word/2018/wordml/cex" xmlns:w16cid="http://schemas.microsoft.com/office/word/2016/wordml/cid" xmlns:w16="http://schemas.microsoft.com/office/word/2018/wordml" xmlns:w16du="http://schemas.microsoft.com/office/word/2023/wordml/word16du" xmlns:w16sdtdh="http://schemas.microsoft.com/office/word/2020/wordml/sdtdatahash" xmlns:w16sdtfl="http://schemas.microsoft.com/office/word/2024/wordml/sdtformatlock" xmlns:w16se="http://schemas.microsoft.com/office/word/2015/wordml/symex" xmlns:wpg="http://schemas.microsoft.com/office/word/2010/wordprocessingGroup" xmlns:wpi="http://schemas.microsoft.com/office/word/2010/wordprocessingInk" xmlns:wne="http://schemas.microsoft.com/office/word/2006/wordml" xmlns:wps="http://schemas.microsoft.com/office/word/2010/wordprocessingShape" mc:Ignorable="w14 w15 w16se w16cid w16 w16cex w16sdtdh w16sdtfl w16du wp14">
   <w:p>
     <w:pPr>
@@ -13219,18 +13580,8 @@
         <w:sz w:val="18"/>
         <w:szCs w:val="18"/>
       </w:rPr>
-      <w:t xml:space="preserve">   |   Intern Assignment</w:t>
+      <w:t xml:space="preserve">   |   Assignment</w:t>
     </w:r>
-  </w:p>
-</w:hdr>
-</file>
-
-<file path=word/header3.xml><?xml version="1.0" encoding="utf-8"?>
-<w:hdr xmlns:wpc="http://schemas.microsoft.com/office/word/2010/wordprocessingCanvas" xmlns:cx="http://schemas.microsoft.com/office/drawing/2014/chartex" xmlns:cx1="http://schemas.microsoft.com/office/drawing/2015/9/8/chartex" xmlns:cx2="http://schemas.microsoft.com/office/drawing/2015/10/21/chartex" xmlns:cx3="http://schemas.microsoft.com/office/drawing/2016/5/9/chartex" xmlns:cx4="http://schemas.microsoft.com/office/drawing/2016/5/10/chartex" xmlns:cx5="http://schemas.microsoft.com/office/drawing/2016/5/11/chartex" xmlns:cx6="http://schemas.microsoft.com/office/drawing/2016/5/12/chartex" xmlns:cx7="http://schemas.microsoft.com/office/drawing/2016/5/13/chartex" xmlns:cx8="http://schemas.microsoft.com/office/drawing/2016/5/14/chartex" xmlns:mc="http://schemas.openxmlformats.org/markup-compatibility/2006" xmlns:aink="http://schemas.microsoft.com/office/drawing/2016/ink" xmlns:am3d="http://schemas.microsoft.com/office/drawing/2017/model3d" xmlns:o="urn:schemas-microsoft-com:office:office" xmlns:oel="http://schemas.microsoft.com/office/2019/extlst" xmlns:r="http://schemas.openxmlformats.org/officeDocument/2006/relationships" xmlns:m="http://schemas.openxmlformats.org/officeDocument/2006/math" xmlns:v="urn:schemas-microsoft-com:vml" xmlns:wp14="http://schemas.microsoft.com/office/word/2010/wordprocessingDrawing" xmlns:wp="http://schemas.openxmlformats.org/drawingml/2006/wordprocessingDrawing" xmlns:w10="urn:schemas-microsoft-com:office:word" xmlns:w="http://schemas.openxmlformats.org/wordprocessingml/2006/main" xmlns:w14="http://schemas.microsoft.com/office/word/2010/wordml" xmlns:w15="http://schemas.microsoft.com/office/word/2012/wordml" xmlns:w16cex="http://schemas.microsoft.com/office/word/2018/wordml/cex" xmlns:w16cid="http://schemas.microsoft.com/office/word/2016/wordml/cid" xmlns:w16="http://schemas.microsoft.com/office/word/2018/wordml" xmlns:w16du="http://schemas.microsoft.com/office/word/2023/wordml/word16du" xmlns:w16sdtdh="http://schemas.microsoft.com/office/word/2020/wordml/sdtdatahash" xmlns:w16sdtfl="http://schemas.microsoft.com/office/word/2024/wordml/sdtformatlock" xmlns:w16se="http://schemas.microsoft.com/office/word/2015/wordml/symex" xmlns:wpg="http://schemas.microsoft.com/office/word/2010/wordprocessingGroup" xmlns:wpi="http://schemas.microsoft.com/office/word/2010/wordprocessingInk" xmlns:wne="http://schemas.microsoft.com/office/word/2006/wordml" xmlns:wps="http://schemas.microsoft.com/office/word/2010/wordprocessingShape" mc:Ignorable="w14 w15 w16se w16cid w16 w16cex w16sdtdh w16sdtfl w16du wp14">
-  <w:p>
-    <w:pPr>
-      <w:pStyle w:val="Header"/>
-    </w:pPr>
   </w:p>
 </w:hdr>
 </file>
